--- a/javascript/JavaScript.docx
+++ b/javascript/JavaScript.docx
@@ -24645,7 +24645,6 @@
         </w:rPr>
         <w:t xml:space="preserve">se spread operator in </w:t>
       </w:r>
-      <w:proofErr w:type="gramStart"/>
       <w:r>
         <w:rPr>
           <w:b/>
@@ -24653,9 +24652,8 @@
           <w:sz w:val="26"/>
           <w:szCs w:val="26"/>
         </w:rPr>
-        <w:t>array :</w:t>
-      </w:r>
-      <w:proofErr w:type="gramEnd"/>
+        <w:t>array:</w:t>
+      </w:r>
     </w:p>
     <w:p>
       <w:pPr>
@@ -24757,6 +24755,7 @@
         <w:ind w:left="2160"/>
       </w:pPr>
       <w:r>
+        <w:lastRenderedPageBreak/>
         <w:t>const arr1 = ['one', 'two'];</w:t>
       </w:r>
       <w:r>
@@ -24867,12 +24866,12 @@
         <w:t xml:space="preserve">); </w:t>
       </w:r>
       <w:r>
-        <w:t xml:space="preserve">  </w:t>
+        <w:t xml:space="preserve"> </w:t>
+      </w:r>
+      <w:r>
+        <w:t xml:space="preserve"> </w:t>
       </w:r>
       <w:proofErr w:type="gramEnd"/>
-      <w:r>
-        <w:t xml:space="preserve">  </w:t>
-      </w:r>
       <w:r>
         <w:t>// [1, 2, 3, 4]</w:t>
       </w:r>
@@ -25340,6 +25339,7 @@
         <w:pStyle w:val="Heading1"/>
       </w:pPr>
       <w:r>
+        <w:lastRenderedPageBreak/>
         <w:t>Rest parameter</w:t>
       </w:r>
       <w:r>
@@ -28395,40 +28395,53 @@
       </w:r>
       <w:proofErr w:type="spellEnd"/>
       <w:r>
-        <w:t xml:space="preserve"> object is an entity having state and behavior (properties and method). JavaScript is an object-based language. Everything is an object in JavaScript. Objects are variables too</w:t>
-      </w:r>
-      <w:r>
-        <w:t xml:space="preserve"> </w:t>
-      </w:r>
-      <w:r>
-        <w:t>that allows you to store multiple collections of data. JavaScript is template based not class based.  We do</w:t>
-      </w:r>
-      <w:r>
-        <w:t xml:space="preserve"> not</w:t>
-      </w:r>
-      <w:r>
-        <w:t xml:space="preserve"> need to create classes in order to create objects.</w:t>
-      </w:r>
-      <w:r>
-        <w:rPr>
-          <w:rFonts w:ascii="Verdana" w:hAnsi="Verdana"/>
-          <w:color w:val="000000"/>
-          <w:sz w:val="23"/>
-          <w:szCs w:val="23"/>
-          <w:shd w:val="clear" w:color="auto" w:fill="FFFFFF"/>
-        </w:rPr>
-        <w:t xml:space="preserve"> </w:t>
-      </w:r>
-      <w:r>
-        <w:t>Object values are written as </w:t>
-      </w:r>
+        <w:t xml:space="preserve"> object is an entity having state and behavior (properties and method). JavaScript is an object-based language. Everything is an object in JavaScript.</w:t>
+      </w:r>
+    </w:p>
+    <w:p>
+      <w:pPr>
+        <w:pStyle w:val="ListParagraph"/>
+        <w:numPr>
+          <w:ilvl w:val="0"/>
+          <w:numId w:val="163"/>
+        </w:numPr>
+      </w:pPr>
+      <w:r>
+        <w:t>Objects are variables too that allows you to store multiple collections of data.</w:t>
+      </w:r>
+    </w:p>
+    <w:p>
+      <w:pPr>
+        <w:pStyle w:val="ListParagraph"/>
+        <w:numPr>
+          <w:ilvl w:val="0"/>
+          <w:numId w:val="163"/>
+        </w:numPr>
+      </w:pPr>
+      <w:r>
+        <w:t xml:space="preserve">JavaScript is template based not class based.  We do not need to create classes in order to create objects. </w:t>
+      </w:r>
+    </w:p>
+    <w:p>
+      <w:pPr>
+        <w:pStyle w:val="ListParagraph"/>
+        <w:numPr>
+          <w:ilvl w:val="0"/>
+          <w:numId w:val="163"/>
+        </w:numPr>
+      </w:pPr>
+      <w:r>
+        <w:t>An object literal is a list of property </w:t>
+      </w:r>
+      <w:proofErr w:type="spellStart"/>
       <w:proofErr w:type="gramStart"/>
       <w:r>
-        <w:t>name :</w:t>
-      </w:r>
+        <w:t>key:values</w:t>
+      </w:r>
+      <w:proofErr w:type="spellEnd"/>
       <w:proofErr w:type="gramEnd"/>
       <w:r>
-        <w:t xml:space="preserve"> value pairs (name and value separated by a colon).</w:t>
+        <w:t> inside curly braces { }.</w:t>
       </w:r>
     </w:p>
     <w:p>
@@ -28590,6 +28603,113 @@
         </w:rPr>
         <w:t>There are different ways to create new objects:</w:t>
       </w:r>
+    </w:p>
+    <w:p>
+      <w:pPr>
+        <w:pStyle w:val="ListParagraph"/>
+        <w:numPr>
+          <w:ilvl w:val="0"/>
+          <w:numId w:val="166"/>
+        </w:numPr>
+      </w:pPr>
+      <w:r>
+        <w:t>Using an Object Literal</w:t>
+      </w:r>
+    </w:p>
+    <w:p>
+      <w:pPr>
+        <w:pStyle w:val="ListParagraph"/>
+        <w:numPr>
+          <w:ilvl w:val="0"/>
+          <w:numId w:val="166"/>
+        </w:numPr>
+      </w:pPr>
+      <w:r>
+        <w:t>Using the new Keyword</w:t>
+      </w:r>
+    </w:p>
+    <w:p>
+      <w:pPr>
+        <w:pStyle w:val="ListParagraph"/>
+        <w:numPr>
+          <w:ilvl w:val="0"/>
+          <w:numId w:val="166"/>
+        </w:numPr>
+      </w:pPr>
+      <w:r>
+        <w:t>Using an Object Constructor</w:t>
+      </w:r>
+    </w:p>
+    <w:p>
+      <w:pPr>
+        <w:pStyle w:val="ListParagraph"/>
+        <w:numPr>
+          <w:ilvl w:val="0"/>
+          <w:numId w:val="166"/>
+        </w:numPr>
+      </w:pPr>
+      <w:r>
+        <w:t>Using </w:t>
+      </w:r>
+      <w:proofErr w:type="spellStart"/>
+      <w:r>
+        <w:t>Object.assign</w:t>
+      </w:r>
+      <w:proofErr w:type="spellEnd"/>
+      <w:r>
+        <w:t>()</w:t>
+      </w:r>
+    </w:p>
+    <w:p>
+      <w:pPr>
+        <w:pStyle w:val="ListParagraph"/>
+        <w:numPr>
+          <w:ilvl w:val="0"/>
+          <w:numId w:val="166"/>
+        </w:numPr>
+      </w:pPr>
+      <w:r>
+        <w:t>Using </w:t>
+      </w:r>
+      <w:proofErr w:type="spellStart"/>
+      <w:r>
+        <w:t>Object.create</w:t>
+      </w:r>
+      <w:proofErr w:type="spellEnd"/>
+      <w:r>
+        <w:t>()</w:t>
+      </w:r>
+    </w:p>
+    <w:p>
+      <w:pPr>
+        <w:pStyle w:val="ListParagraph"/>
+        <w:numPr>
+          <w:ilvl w:val="0"/>
+          <w:numId w:val="166"/>
+        </w:numPr>
+      </w:pPr>
+      <w:r>
+        <w:t>Using </w:t>
+      </w:r>
+      <w:proofErr w:type="spellStart"/>
+      <w:r>
+        <w:t>Object.fromEntries</w:t>
+      </w:r>
+      <w:proofErr w:type="spellEnd"/>
+      <w:r>
+        <w:t>()</w:t>
+      </w:r>
+    </w:p>
+    <w:p>
+      <w:pPr>
+        <w:spacing w:after="0"/>
+        <w:rPr>
+          <w:b/>
+          <w:bCs/>
+          <w:sz w:val="26"/>
+          <w:szCs w:val="26"/>
+        </w:rPr>
+      </w:pPr>
       <w:r>
         <w:rPr>
           <w:b/>
@@ -29174,6 +29294,84 @@
         <w:t> = "blue";</w:t>
       </w:r>
     </w:p>
+    <w:p>
+      <w:pPr>
+        <w:spacing w:after="0"/>
+        <w:ind w:left="2880"/>
+        <w:rPr>
+          <w:bCs/>
+        </w:rPr>
+      </w:pPr>
+    </w:p>
+    <w:p>
+      <w:pPr>
+        <w:spacing w:after="0"/>
+        <w:ind w:left="2880"/>
+        <w:rPr>
+          <w:bCs/>
+        </w:rPr>
+      </w:pPr>
+    </w:p>
+    <w:p>
+      <w:pPr>
+        <w:ind w:left="2880"/>
+      </w:pPr>
+      <w:r>
+        <w:t>const person = new </w:t>
+      </w:r>
+      <w:proofErr w:type="gramStart"/>
+      <w:r>
+        <w:t>Object(</w:t>
+      </w:r>
+      <w:proofErr w:type="gramEnd"/>
+      <w:r>
+        <w:t>{</w:t>
+      </w:r>
+      <w:r>
+        <w:br/>
+        <w:t>  </w:t>
+      </w:r>
+      <w:proofErr w:type="spellStart"/>
+      <w:r>
+        <w:t>firstName</w:t>
+      </w:r>
+      <w:proofErr w:type="spellEnd"/>
+      <w:r>
+        <w:t>: "John",</w:t>
+      </w:r>
+      <w:r>
+        <w:br/>
+        <w:t>  </w:t>
+      </w:r>
+      <w:proofErr w:type="spellStart"/>
+      <w:r>
+        <w:t>lastName</w:t>
+      </w:r>
+      <w:proofErr w:type="spellEnd"/>
+      <w:r>
+        <w:t>: "Doe",</w:t>
+      </w:r>
+      <w:r>
+        <w:br/>
+        <w:t>  age: 50,</w:t>
+      </w:r>
+      <w:r>
+        <w:br/>
+        <w:t>  </w:t>
+      </w:r>
+      <w:proofErr w:type="spellStart"/>
+      <w:r>
+        <w:t>eyeColor</w:t>
+      </w:r>
+      <w:proofErr w:type="spellEnd"/>
+      <w:r>
+        <w:t>: "blue"</w:t>
+      </w:r>
+      <w:r>
+        <w:br/>
+        <w:t>});</w:t>
+      </w:r>
+    </w:p>
     <w:p/>
     <w:p>
       <w:pPr>
@@ -29382,16 +29580,6 @@
     </w:p>
     <w:p>
       <w:pPr>
-        <w:spacing w:after="0"/>
-      </w:pPr>
-    </w:p>
-    <w:p>
-      <w:pPr>
-        <w:pStyle w:val="Heading2"/>
-      </w:pPr>
-    </w:p>
-    <w:p>
-      <w:pPr>
         <w:pStyle w:val="ListParagraph"/>
         <w:numPr>
           <w:ilvl w:val="0"/>
@@ -29971,7 +30159,6 @@
         </w:rPr>
         <w:t xml:space="preserve"> vs new </w:t>
       </w:r>
-      <w:proofErr w:type="gramStart"/>
       <w:r>
         <w:rPr>
           <w:b/>
@@ -29979,9 +30166,8 @@
           <w:sz w:val="24"/>
           <w:szCs w:val="24"/>
         </w:rPr>
-        <w:t>Object :</w:t>
-      </w:r>
-      <w:proofErr w:type="gramEnd"/>
+        <w:t>Object:</w:t>
+      </w:r>
     </w:p>
     <w:p>
       <w:proofErr w:type="spellStart"/>
@@ -30018,13 +30204,14 @@
       <w:r>
         <w:t xml:space="preserve">let p = function </w:t>
       </w:r>
-      <w:proofErr w:type="gramStart"/>
-      <w:r>
-        <w:t>Person(</w:t>
-      </w:r>
-      <w:proofErr w:type="gramEnd"/>
-      <w:r>
-        <w:t>name, age){</w:t>
+      <w:r>
+        <w:t>Person (</w:t>
+      </w:r>
+      <w:r>
+        <w:t xml:space="preserve">name, </w:t>
+      </w:r>
+      <w:r>
+        <w:t>age) {</w:t>
       </w:r>
     </w:p>
     <w:p>
@@ -30035,24 +30222,24 @@
       <w:r>
         <w:t xml:space="preserve">    let person </w:t>
       </w:r>
+      <w:r>
+        <w:t xml:space="preserve">= </w:t>
+      </w:r>
+      <w:proofErr w:type="spellStart"/>
+      <w:r>
+        <w:t>Object.create</w:t>
+      </w:r>
+      <w:proofErr w:type="spellEnd"/>
+      <w:r>
+        <w:t>(</w:t>
+      </w:r>
+      <w:proofErr w:type="spellStart"/>
       <w:proofErr w:type="gramStart"/>
       <w:r>
-        <w:t>=  </w:t>
-      </w:r>
-      <w:proofErr w:type="spellStart"/>
-      <w:r>
-        <w:t>Object.create</w:t>
+        <w:t>p.prototype</w:t>
       </w:r>
       <w:proofErr w:type="spellEnd"/>
       <w:proofErr w:type="gramEnd"/>
-      <w:r>
-        <w:t>(</w:t>
-      </w:r>
-      <w:proofErr w:type="spellStart"/>
-      <w:r>
-        <w:t>p.prototype</w:t>
-      </w:r>
-      <w:proofErr w:type="spellEnd"/>
       <w:r>
         <w:t>);</w:t>
       </w:r>
@@ -30125,11 +30312,9 @@
       <w:r>
         <w:t xml:space="preserve">        </w:t>
       </w:r>
-      <w:proofErr w:type="gramStart"/>
-      <w:r>
-        <w:t>console.log(</w:t>
-      </w:r>
-      <w:proofErr w:type="gramEnd"/>
+      <w:r>
+        <w:t>console.log (</w:t>
+      </w:r>
       <w:r>
         <w:t>"eat ");</w:t>
       </w:r>
@@ -30269,11 +30454,9 @@
       <w:r>
         <w:t xml:space="preserve"> </w:t>
       </w:r>
-      <w:proofErr w:type="gramStart"/>
-      <w:r>
-        <w:t>protype .</w:t>
-      </w:r>
-      <w:proofErr w:type="gramEnd"/>
+      <w:r>
+        <w:t>protype.</w:t>
+      </w:r>
       <w:r>
         <w:t xml:space="preserve"> prototype create when object</w:t>
       </w:r>
@@ -30613,11 +30796,6 @@
       <w:pPr>
         <w:pStyle w:val="NoSpacing"/>
         <w:ind w:left="1440"/>
-      </w:pPr>
-    </w:p>
-    <w:p>
-      <w:pPr>
-        <w:pStyle w:val="Heading2"/>
       </w:pPr>
     </w:p>
     <w:p>
@@ -34355,7 +34533,6 @@
         <w:pStyle w:val="NoSpacing"/>
       </w:pPr>
       <w:r>
-        <w:lastRenderedPageBreak/>
         <w:t xml:space="preserve">1. </w:t>
       </w:r>
       <w:r>
@@ -34575,11 +34752,9 @@
       <w:r>
         <w:t xml:space="preserve">Function can be store in </w:t>
       </w:r>
-      <w:proofErr w:type="gramStart"/>
-      <w:r>
-        <w:t>variable .</w:t>
-      </w:r>
-      <w:proofErr w:type="gramEnd"/>
+      <w:r>
+        <w:t>variable.</w:t>
+      </w:r>
       <w:r>
         <w:t xml:space="preserve"> </w:t>
       </w:r>
@@ -35157,7 +35332,6 @@
         <w:rPr>
           <w:color w:val="000000" w:themeColor="text1"/>
         </w:rPr>
-        <w:lastRenderedPageBreak/>
         <w:t>(</w:t>
       </w:r>
       <w:r>
@@ -35277,7 +35451,6 @@
       <w:pPr>
         <w:spacing w:after="0"/>
       </w:pPr>
-      <w:proofErr w:type="gramStart"/>
       <w:r>
         <w:rPr>
           <w:b/>
@@ -35286,42 +35459,23 @@
         <w:t>Parameter</w:t>
       </w:r>
       <w:r>
+        <w:t>:</w:t>
+      </w:r>
+      <w:r>
         <w:t xml:space="preserve"> </w:t>
       </w:r>
       <w:r>
-        <w:rPr>
-          <w:b/>
-          <w:bCs/>
-          <w:color w:val="C00000"/>
-        </w:rPr>
-        <w:t>:</w:t>
-      </w:r>
-      <w:proofErr w:type="gramEnd"/>
-      <w:r>
-        <w:t xml:space="preserve"> </w:t>
-      </w:r>
-      <w:r>
         <w:t xml:space="preserve">When a value is passed when declaring a function, it is called parameter. </w:t>
       </w:r>
     </w:p>
     <w:p>
-      <w:proofErr w:type="gramStart"/>
-      <w:r>
-        <w:rPr>
-          <w:b/>
-          <w:bCs/>
-        </w:rPr>
-        <w:t xml:space="preserve">Argument </w:t>
-      </w:r>
-      <w:r>
-        <w:rPr>
-          <w:b/>
-          <w:bCs/>
-          <w:color w:val="C00000"/>
-        </w:rPr>
-        <w:t>:</w:t>
-      </w:r>
-      <w:proofErr w:type="gramEnd"/>
+      <w:r>
+        <w:rPr>
+          <w:b/>
+          <w:bCs/>
+        </w:rPr>
+        <w:t>Argument:</w:t>
+      </w:r>
       <w:r>
         <w:rPr>
           <w:color w:val="C00000"/>
@@ -36082,11 +36236,9 @@
       <w:r>
         <w:t xml:space="preserve">if it is not assigning the </w:t>
       </w:r>
-      <w:proofErr w:type="gramStart"/>
-      <w:r>
-        <w:t>variable .</w:t>
-      </w:r>
-      <w:proofErr w:type="gramEnd"/>
+      <w:r>
+        <w:t>variable.</w:t>
+      </w:r>
       <w:r>
         <w:t xml:space="preserve"> </w:t>
       </w:r>
@@ -36098,7 +36250,6 @@
         <w:ind w:left="360"/>
       </w:pPr>
       <w:r>
-        <w:lastRenderedPageBreak/>
         <w:tab/>
         <w:t xml:space="preserve">Method- </w:t>
       </w:r>
@@ -36705,7 +36856,6 @@
       </w:pPr>
       <w:proofErr w:type="gramStart"/>
       <w:r>
-        <w:lastRenderedPageBreak/>
         <w:t>({ a</w:t>
       </w:r>
       <w:proofErr w:type="gramEnd"/>
@@ -38351,337 +38501,397 @@
     </w:p>
     <w:p>
       <w:pPr>
-        <w:spacing w:after="0"/>
-        <w:rPr>
-          <w:b/>
-          <w:bCs/>
-          <w:color w:val="C00000"/>
-          <w:sz w:val="24"/>
-          <w:szCs w:val="24"/>
-        </w:rPr>
-      </w:pPr>
-      <w:r>
-        <w:rPr>
-          <w:b/>
-          <w:bCs/>
-          <w:color w:val="C00000"/>
-          <w:sz w:val="24"/>
-          <w:szCs w:val="24"/>
-        </w:rPr>
+        <w:pStyle w:val="Heading1"/>
+      </w:pPr>
+      <w:r>
         <w:t>Closures</w:t>
       </w:r>
       <w:r>
-        <w:rPr>
-          <w:b/>
-          <w:bCs/>
-          <w:color w:val="C00000"/>
-          <w:sz w:val="24"/>
-          <w:szCs w:val="24"/>
-        </w:rPr>
         <w:t>:</w:t>
       </w:r>
     </w:p>
-    <w:p>
-      <w:pPr>
-        <w:spacing w:after="0"/>
-      </w:pPr>
-      <w:r>
-        <w:rPr>
-          <w:b/>
-          <w:bCs/>
-        </w:rPr>
-        <w:t>Nested Function:</w:t>
-      </w:r>
-      <w:r>
-        <w:t xml:space="preserve"> a function can also contain another function. This is called a nested function.</w:t>
-      </w:r>
-    </w:p>
-    <w:p>
-      <w:pPr>
-        <w:spacing w:after="0"/>
-        <w:ind w:left="1440"/>
-      </w:pPr>
-      <w:r>
-        <w:t xml:space="preserve">Code: </w:t>
-      </w:r>
-    </w:p>
-    <w:p>
-      <w:pPr>
-        <w:spacing w:after="0"/>
-        <w:ind w:left="2160"/>
-      </w:pPr>
-      <w:r>
-        <w:t>function greet(name) {</w:t>
-      </w:r>
-    </w:p>
-    <w:p>
-      <w:pPr>
-        <w:spacing w:after="0"/>
-        <w:ind w:left="2160"/>
-      </w:pPr>
-      <w:r>
-        <w:t xml:space="preserve">    </w:t>
-      </w:r>
-      <w:r>
-        <w:t xml:space="preserve">  </w:t>
-      </w:r>
-      <w:r>
-        <w:t xml:space="preserve">function </w:t>
-      </w:r>
-      <w:proofErr w:type="spellStart"/>
-      <w:proofErr w:type="gramStart"/>
-      <w:r>
-        <w:t>displayName</w:t>
-      </w:r>
-      <w:proofErr w:type="spellEnd"/>
-      <w:r>
-        <w:t>(</w:t>
-      </w:r>
-      <w:proofErr w:type="gramEnd"/>
-      <w:r>
-        <w:t>) {</w:t>
-      </w:r>
-    </w:p>
-    <w:p>
-      <w:pPr>
-        <w:spacing w:after="0"/>
-        <w:ind w:left="2160"/>
-      </w:pPr>
-      <w:r>
-        <w:t xml:space="preserve">        </w:t>
-      </w:r>
-      <w:r>
-        <w:t xml:space="preserve">  </w:t>
-      </w:r>
-      <w:proofErr w:type="gramStart"/>
-      <w:r>
-        <w:t>console.log(</w:t>
-      </w:r>
-      <w:proofErr w:type="gramEnd"/>
-      <w:r>
-        <w:t>'Hi' + ' ' + name);</w:t>
-      </w:r>
-    </w:p>
-    <w:p>
-      <w:pPr>
-        <w:spacing w:after="0"/>
-        <w:ind w:left="2160"/>
-      </w:pPr>
-      <w:r>
-        <w:t xml:space="preserve">   </w:t>
-      </w:r>
-      <w:r>
-        <w:t xml:space="preserve">  </w:t>
-      </w:r>
-      <w:r>
-        <w:t xml:space="preserve"> }</w:t>
-      </w:r>
-    </w:p>
-    <w:p>
-      <w:pPr>
-        <w:spacing w:after="0"/>
-        <w:ind w:left="2160"/>
-      </w:pPr>
-      <w:r>
-        <w:t xml:space="preserve">    </w:t>
-      </w:r>
-      <w:r>
-        <w:t xml:space="preserve">  </w:t>
-      </w:r>
-      <w:proofErr w:type="spellStart"/>
-      <w:proofErr w:type="gramStart"/>
-      <w:r>
-        <w:t>displayName</w:t>
-      </w:r>
-      <w:proofErr w:type="spellEnd"/>
-      <w:r>
-        <w:t>(</w:t>
-      </w:r>
-      <w:proofErr w:type="gramEnd"/>
-      <w:r>
-        <w:t>);</w:t>
-      </w:r>
-    </w:p>
-    <w:p>
-      <w:pPr>
-        <w:spacing w:after="0"/>
-        <w:ind w:left="2160"/>
-      </w:pPr>
-      <w:r>
-        <w:t>}</w:t>
-      </w:r>
-    </w:p>
-    <w:p>
-      <w:pPr>
-        <w:spacing w:after="0"/>
-        <w:ind w:left="2160"/>
-      </w:pPr>
-      <w:r>
-        <w:t>greet('John'); // Hi John</w:t>
-      </w:r>
-    </w:p>
-    <w:p>
-      <w:pPr>
-        <w:spacing w:after="0"/>
-      </w:pPr>
-    </w:p>
-    <w:p>
-      <w:pPr>
-        <w:spacing w:after="0"/>
-      </w:pPr>
-      <w:r>
-        <w:rPr>
-          <w:b/>
-          <w:bCs/>
-        </w:rPr>
-        <w:t>Returning a Function:</w:t>
-      </w:r>
-      <w:r>
-        <w:t xml:space="preserve"> In JavaScript, you can also return a function within a function</w:t>
-      </w:r>
-      <w:r>
-        <w:t>.</w:t>
-      </w:r>
-    </w:p>
-    <w:p>
-      <w:pPr>
-        <w:spacing w:after="0"/>
-        <w:ind w:left="1440"/>
-      </w:pPr>
-      <w:r>
-        <w:t xml:space="preserve">Code: </w:t>
-      </w:r>
-    </w:p>
-    <w:p>
-      <w:pPr>
-        <w:spacing w:after="0"/>
-        <w:ind w:left="2160"/>
-      </w:pPr>
-      <w:r>
-        <w:t>function greet(name) {</w:t>
-      </w:r>
-    </w:p>
-    <w:p>
-      <w:pPr>
-        <w:spacing w:after="0"/>
-        <w:ind w:left="2160"/>
-      </w:pPr>
-      <w:r>
-        <w:t xml:space="preserve">    function </w:t>
-      </w:r>
-      <w:proofErr w:type="spellStart"/>
-      <w:proofErr w:type="gramStart"/>
-      <w:r>
-        <w:t>displayName</w:t>
-      </w:r>
-      <w:proofErr w:type="spellEnd"/>
-      <w:r>
-        <w:t>(</w:t>
-      </w:r>
-      <w:proofErr w:type="gramEnd"/>
-      <w:r>
-        <w:t>) {</w:t>
-      </w:r>
-    </w:p>
-    <w:p>
-      <w:pPr>
-        <w:spacing w:after="0"/>
-        <w:ind w:left="2160"/>
-      </w:pPr>
-      <w:r>
-        <w:t xml:space="preserve">        </w:t>
-      </w:r>
-      <w:r>
-        <w:t xml:space="preserve"> </w:t>
-      </w:r>
-      <w:proofErr w:type="gramStart"/>
-      <w:r>
-        <w:t>console.log(</w:t>
-      </w:r>
-      <w:proofErr w:type="gramEnd"/>
-      <w:r>
-        <w:t>'Hi' + ' ' + name);</w:t>
-      </w:r>
-    </w:p>
-    <w:p>
-      <w:pPr>
-        <w:spacing w:after="0"/>
-        <w:ind w:left="2160"/>
-      </w:pPr>
-      <w:r>
-        <w:t xml:space="preserve">    }</w:t>
-      </w:r>
-    </w:p>
-    <w:p>
-      <w:pPr>
-        <w:spacing w:after="0"/>
-        <w:ind w:left="2160"/>
-      </w:pPr>
-      <w:r>
-        <w:t xml:space="preserve">    return </w:t>
-      </w:r>
-      <w:proofErr w:type="spellStart"/>
-      <w:r>
-        <w:t>displayName</w:t>
-      </w:r>
-      <w:proofErr w:type="spellEnd"/>
-      <w:r>
-        <w:t>;</w:t>
-      </w:r>
-    </w:p>
-    <w:p>
-      <w:pPr>
-        <w:spacing w:after="0"/>
-        <w:ind w:left="2160"/>
-      </w:pPr>
-      <w:r>
-        <w:t>}</w:t>
-      </w:r>
-    </w:p>
-    <w:p>
-      <w:pPr>
-        <w:spacing w:after="0"/>
-        <w:ind w:left="2160"/>
-      </w:pPr>
-      <w:r>
-        <w:t>const g1 = greet('John');</w:t>
-      </w:r>
-    </w:p>
-    <w:p/>
     <w:p>
       <w:pPr>
         <w:pStyle w:val="ListParagraph"/>
         <w:numPr>
           <w:ilvl w:val="0"/>
-          <w:numId w:val="116"/>
+          <w:numId w:val="160"/>
         </w:numPr>
-      </w:pPr>
-      <w:r>
-        <w:t>closure provides access to the outer scope of a function from inside the inner function, even after the outer function has closed</w:t>
-      </w:r>
+        <w:spacing w:after="0"/>
+      </w:pPr>
+      <w:r>
+        <w:rPr>
+          <w:b/>
+          <w:bCs/>
+        </w:rPr>
+        <w:t>Nested Function:</w:t>
+      </w:r>
+      <w:r>
+        <w:t xml:space="preserve"> a function can also contain another function. This is called a nested function.</w:t>
+      </w:r>
+    </w:p>
+    <w:p>
+      <w:pPr>
+        <w:spacing w:after="0"/>
+        <w:ind w:left="1440"/>
+      </w:pPr>
+      <w:r>
+        <w:t xml:space="preserve">Code: </w:t>
+      </w:r>
+    </w:p>
+    <w:p>
+      <w:pPr>
+        <w:spacing w:after="0"/>
+        <w:ind w:left="2160"/>
+      </w:pPr>
+      <w:r>
+        <w:t>function greet(name) {</w:t>
+      </w:r>
+    </w:p>
+    <w:p>
+      <w:pPr>
+        <w:spacing w:after="0"/>
+        <w:ind w:left="2160"/>
+      </w:pPr>
+      <w:r>
+        <w:t xml:space="preserve">    </w:t>
+      </w:r>
+      <w:r>
+        <w:t xml:space="preserve">  </w:t>
+      </w:r>
+      <w:r>
+        <w:t xml:space="preserve">function </w:t>
+      </w:r>
+      <w:proofErr w:type="spellStart"/>
+      <w:proofErr w:type="gramStart"/>
+      <w:r>
+        <w:t>displayName</w:t>
+      </w:r>
+      <w:proofErr w:type="spellEnd"/>
+      <w:r>
+        <w:t>(</w:t>
+      </w:r>
+      <w:proofErr w:type="gramEnd"/>
+      <w:r>
+        <w:t>) {</w:t>
+      </w:r>
+    </w:p>
+    <w:p>
+      <w:pPr>
+        <w:spacing w:after="0"/>
+        <w:ind w:left="2160"/>
+      </w:pPr>
+      <w:r>
+        <w:t xml:space="preserve">        </w:t>
+      </w:r>
+      <w:r>
+        <w:t xml:space="preserve">  </w:t>
+      </w:r>
+      <w:proofErr w:type="gramStart"/>
+      <w:r>
+        <w:t>console.log(</w:t>
+      </w:r>
+      <w:proofErr w:type="gramEnd"/>
+      <w:r>
+        <w:t>'Hi' + ' ' + name);</w:t>
+      </w:r>
+    </w:p>
+    <w:p>
+      <w:pPr>
+        <w:spacing w:after="0"/>
+        <w:ind w:left="2160"/>
+      </w:pPr>
+      <w:r>
+        <w:t xml:space="preserve">   </w:t>
+      </w:r>
+      <w:r>
+        <w:t xml:space="preserve">  </w:t>
+      </w:r>
+      <w:r>
+        <w:t xml:space="preserve"> }</w:t>
+      </w:r>
+    </w:p>
+    <w:p>
+      <w:pPr>
+        <w:spacing w:after="0"/>
+        <w:ind w:left="2160"/>
+      </w:pPr>
+      <w:r>
+        <w:t xml:space="preserve">    </w:t>
+      </w:r>
+      <w:r>
+        <w:t xml:space="preserve">  </w:t>
+      </w:r>
+      <w:proofErr w:type="spellStart"/>
+      <w:proofErr w:type="gramStart"/>
+      <w:r>
+        <w:t>displayName</w:t>
+      </w:r>
+      <w:proofErr w:type="spellEnd"/>
+      <w:r>
+        <w:t>(</w:t>
+      </w:r>
+      <w:proofErr w:type="gramEnd"/>
+      <w:r>
+        <w:t>);</w:t>
+      </w:r>
+    </w:p>
+    <w:p>
+      <w:pPr>
+        <w:spacing w:after="0"/>
+        <w:ind w:left="2160"/>
+      </w:pPr>
+      <w:r>
+        <w:t>}</w:t>
+      </w:r>
+    </w:p>
+    <w:p>
+      <w:pPr>
+        <w:spacing w:after="0"/>
+        <w:ind w:left="2160"/>
+      </w:pPr>
+      <w:r>
+        <w:t>greet('John'); // Hi John</w:t>
+      </w:r>
+    </w:p>
+    <w:p>
+      <w:pPr>
+        <w:spacing w:after="0"/>
+      </w:pPr>
     </w:p>
     <w:p>
       <w:pPr>
         <w:pStyle w:val="ListParagraph"/>
         <w:numPr>
           <w:ilvl w:val="0"/>
-          <w:numId w:val="116"/>
+          <w:numId w:val="160"/>
         </w:numPr>
-      </w:pPr>
-      <w:r>
-        <w:t>Global variables can be made local (private) with closures.</w:t>
-      </w:r>
+        <w:spacing w:after="0"/>
+      </w:pPr>
+      <w:r>
+        <w:rPr>
+          <w:b/>
+          <w:bCs/>
+        </w:rPr>
+        <w:t>Returning a Function:</w:t>
+      </w:r>
+      <w:r>
+        <w:t xml:space="preserve"> In JavaScript, you can also return a function within a function</w:t>
+      </w:r>
+      <w:r>
+        <w:t>.</w:t>
+      </w:r>
+    </w:p>
+    <w:p>
+      <w:pPr>
+        <w:spacing w:after="0"/>
+        <w:ind w:left="1440"/>
+      </w:pPr>
+      <w:r>
+        <w:t xml:space="preserve">Code: </w:t>
+      </w:r>
+    </w:p>
+    <w:p>
+      <w:pPr>
+        <w:spacing w:after="0"/>
+        <w:ind w:left="2160"/>
+      </w:pPr>
+      <w:r>
+        <w:t>function greet(name) {</w:t>
+      </w:r>
+    </w:p>
+    <w:p>
+      <w:pPr>
+        <w:spacing w:after="0"/>
+        <w:ind w:left="2160"/>
+      </w:pPr>
+      <w:r>
+        <w:t xml:space="preserve">    function </w:t>
+      </w:r>
+      <w:proofErr w:type="spellStart"/>
+      <w:proofErr w:type="gramStart"/>
+      <w:r>
+        <w:t>displayName</w:t>
+      </w:r>
+      <w:proofErr w:type="spellEnd"/>
+      <w:r>
+        <w:t>(</w:t>
+      </w:r>
+      <w:proofErr w:type="gramEnd"/>
+      <w:r>
+        <w:t>) {</w:t>
+      </w:r>
+    </w:p>
+    <w:p>
+      <w:pPr>
+        <w:spacing w:after="0"/>
+        <w:ind w:left="2160"/>
+      </w:pPr>
+      <w:r>
+        <w:t xml:space="preserve">        </w:t>
+      </w:r>
+      <w:r>
+        <w:t xml:space="preserve"> </w:t>
+      </w:r>
+      <w:proofErr w:type="gramStart"/>
+      <w:r>
+        <w:t>console.log(</w:t>
+      </w:r>
+      <w:proofErr w:type="gramEnd"/>
+      <w:r>
+        <w:t>'Hi' + ' ' + name);</w:t>
+      </w:r>
+    </w:p>
+    <w:p>
+      <w:pPr>
+        <w:spacing w:after="0"/>
+        <w:ind w:left="2160"/>
+      </w:pPr>
+      <w:r>
+        <w:t xml:space="preserve">    }</w:t>
+      </w:r>
+    </w:p>
+    <w:p>
+      <w:pPr>
+        <w:spacing w:after="0"/>
+        <w:ind w:left="2160"/>
+      </w:pPr>
+      <w:r>
+        <w:t xml:space="preserve">    return </w:t>
+      </w:r>
+      <w:proofErr w:type="spellStart"/>
+      <w:r>
+        <w:t>displayName</w:t>
+      </w:r>
+      <w:proofErr w:type="spellEnd"/>
+      <w:r>
+        <w:t>;</w:t>
+      </w:r>
+    </w:p>
+    <w:p>
+      <w:pPr>
+        <w:spacing w:after="0"/>
+        <w:ind w:left="2160"/>
+      </w:pPr>
+      <w:r>
+        <w:t>}</w:t>
+      </w:r>
+    </w:p>
+    <w:p>
+      <w:pPr>
+        <w:spacing w:after="0"/>
+        <w:ind w:left="2160"/>
+      </w:pPr>
+      <w:r>
+        <w:t>const g1 = greet('John');</w:t>
+      </w:r>
+    </w:p>
+    <w:p>
+      <w:pPr>
+        <w:spacing w:after="0"/>
+        <w:ind w:left="2160"/>
+      </w:pPr>
     </w:p>
     <w:p>
       <w:pPr>
         <w:pStyle w:val="ListParagraph"/>
         <w:numPr>
           <w:ilvl w:val="0"/>
-          <w:numId w:val="116"/>
+          <w:numId w:val="160"/>
         </w:numPr>
       </w:pPr>
       <w:r>
-        <w:t>JavaScript closure helps in the data privacy of the program</w:t>
+        <w:rPr>
+          <w:rStyle w:val="Strong"/>
+        </w:rPr>
+        <w:t>Closure:</w:t>
+      </w:r>
+    </w:p>
+    <w:p>
+      <w:pPr>
+        <w:pStyle w:val="ListParagraph"/>
+        <w:numPr>
+          <w:ilvl w:val="0"/>
+          <w:numId w:val="162"/>
+        </w:numPr>
+      </w:pPr>
+      <w:r>
+        <w:t xml:space="preserve">A </w:t>
+      </w:r>
+      <w:r>
+        <w:rPr>
+          <w:rStyle w:val="Strong"/>
+        </w:rPr>
+        <w:t>closure</w:t>
+      </w:r>
+      <w:r>
+        <w:t xml:space="preserve"> is created when a function is defined inside another function and the inner function </w:t>
+      </w:r>
+      <w:r>
+        <w:rPr>
+          <w:rStyle w:val="Strong"/>
+        </w:rPr>
+        <w:t>remembers</w:t>
+      </w:r>
+      <w:r>
+        <w:t xml:space="preserve"> variables from the outer function’s scope — even after the outer function has finished executing.</w:t>
+      </w:r>
+      <w:r>
+        <w:tab/>
+      </w:r>
+      <w:r>
+        <w:tab/>
+      </w:r>
+    </w:p>
+    <w:p>
+      <w:pPr>
+        <w:pStyle w:val="ListParagraph"/>
+        <w:numPr>
+          <w:ilvl w:val="0"/>
+          <w:numId w:val="162"/>
+        </w:numPr>
+      </w:pPr>
+      <w:r>
+        <w:t xml:space="preserve">Closures help us keep variables </w:t>
+      </w:r>
+      <w:r>
+        <w:rPr>
+          <w:rStyle w:val="Strong"/>
+        </w:rPr>
+        <w:t>private</w:t>
+      </w:r>
+      <w:r>
+        <w:t xml:space="preserve"> (not directly accessible from outside).</w:t>
+      </w:r>
+    </w:p>
+    <w:p>
+      <w:pPr>
+        <w:pStyle w:val="ListParagraph"/>
+        <w:numPr>
+          <w:ilvl w:val="0"/>
+          <w:numId w:val="162"/>
+        </w:numPr>
+      </w:pPr>
+      <w:r>
+        <w:t xml:space="preserve">They’re often used for </w:t>
+      </w:r>
+      <w:r>
+        <w:rPr>
+          <w:rStyle w:val="Strong"/>
+        </w:rPr>
+        <w:t>data privacy</w:t>
+      </w:r>
+      <w:r>
+        <w:t xml:space="preserve"> and </w:t>
+      </w:r>
+      <w:r>
+        <w:rPr>
+          <w:rStyle w:val="Strong"/>
+        </w:rPr>
+        <w:t>encapsulation</w:t>
+      </w:r>
+      <w:r>
+        <w:t xml:space="preserve"> in JavaScript.</w:t>
       </w:r>
     </w:p>
     <w:p>
@@ -38689,12 +38899,6 @@
         <w:pStyle w:val="ListParagraph"/>
         <w:ind w:left="360"/>
       </w:pPr>
-      <w:r>
-        <w:tab/>
-      </w:r>
-      <w:r>
-        <w:tab/>
-      </w:r>
       <w:r>
         <w:tab/>
         <w:t>Code:</w:t>
@@ -39990,7 +40194,6 @@
           <w:szCs w:val="20"/>
           <w:shd w:val="clear" w:color="auto" w:fill="FFFFFF"/>
         </w:rPr>
-        <w:lastRenderedPageBreak/>
         <w:t>myDisplayer</w:t>
       </w:r>
       <w:proofErr w:type="spellEnd"/>
@@ -40765,11 +40968,7 @@
         <w:t xml:space="preserve"> </w:t>
       </w:r>
       <w:r>
-        <w:t xml:space="preserve">JavaScript has the access to different web API’s and it adds a lot of functionality. For example, JavaScript has the access to the DOM API, which gives access to the DOM tree to JavaScript. Using this, we can make changes to the HTML elements present on the browser. Also, you can think of the timer, which gives it access to the time-related functions, etc. Also, the </w:t>
-      </w:r>
-      <w:r>
-        <w:lastRenderedPageBreak/>
-        <w:t>geolocation API which gives it access to the location of the browser. Like this, JavaScript has the access to various other APIs.</w:t>
+        <w:t>JavaScript has the access to different web API’s and it adds a lot of functionality. For example, JavaScript has the access to the DOM API, which gives access to the DOM tree to JavaScript. Using this, we can make changes to the HTML elements present on the browser. Also, you can think of the timer, which gives it access to the time-related functions, etc. Also, the geolocation API which gives it access to the location of the browser. Like this, JavaScript has the access to various other APIs.</w:t>
       </w:r>
     </w:p>
     <w:p>
@@ -46393,6 +46592,7 @@
         <w:pStyle w:val="Heading1"/>
       </w:pPr>
       <w:r>
+        <w:lastRenderedPageBreak/>
         <w:t>Web API</w:t>
       </w:r>
     </w:p>
@@ -56292,6 +56492,119 @@
     </w:lvl>
   </w:abstractNum>
   <w:abstractNum w:abstractNumId="21" w15:restartNumberingAfterBreak="0">
+    <w:nsid w:val="0D0A5BAE"/>
+    <w:multiLevelType w:val="hybridMultilevel"/>
+    <w:tmpl w:val="CA4C61CE"/>
+    <w:lvl w:ilvl="0" w:tplc="04090001">
+      <w:start w:val="1"/>
+      <w:numFmt w:val="bullet"/>
+      <w:lvlText w:val=""/>
+      <w:lvlJc w:val="left"/>
+      <w:pPr>
+        <w:ind w:left="1080" w:hanging="360"/>
+      </w:pPr>
+      <w:rPr>
+        <w:rFonts w:ascii="Symbol" w:hAnsi="Symbol" w:hint="default"/>
+      </w:rPr>
+    </w:lvl>
+    <w:lvl w:ilvl="1" w:tplc="04090003" w:tentative="1">
+      <w:start w:val="1"/>
+      <w:numFmt w:val="bullet"/>
+      <w:lvlText w:val="o"/>
+      <w:lvlJc w:val="left"/>
+      <w:pPr>
+        <w:ind w:left="1800" w:hanging="360"/>
+      </w:pPr>
+      <w:rPr>
+        <w:rFonts w:ascii="Courier New" w:hAnsi="Courier New" w:cs="Courier New" w:hint="default"/>
+      </w:rPr>
+    </w:lvl>
+    <w:lvl w:ilvl="2" w:tplc="04090005" w:tentative="1">
+      <w:start w:val="1"/>
+      <w:numFmt w:val="bullet"/>
+      <w:lvlText w:val=""/>
+      <w:lvlJc w:val="left"/>
+      <w:pPr>
+        <w:ind w:left="2520" w:hanging="360"/>
+      </w:pPr>
+      <w:rPr>
+        <w:rFonts w:ascii="Wingdings" w:hAnsi="Wingdings" w:hint="default"/>
+      </w:rPr>
+    </w:lvl>
+    <w:lvl w:ilvl="3" w:tplc="04090001" w:tentative="1">
+      <w:start w:val="1"/>
+      <w:numFmt w:val="bullet"/>
+      <w:lvlText w:val=""/>
+      <w:lvlJc w:val="left"/>
+      <w:pPr>
+        <w:ind w:left="3240" w:hanging="360"/>
+      </w:pPr>
+      <w:rPr>
+        <w:rFonts w:ascii="Symbol" w:hAnsi="Symbol" w:hint="default"/>
+      </w:rPr>
+    </w:lvl>
+    <w:lvl w:ilvl="4" w:tplc="04090003" w:tentative="1">
+      <w:start w:val="1"/>
+      <w:numFmt w:val="bullet"/>
+      <w:lvlText w:val="o"/>
+      <w:lvlJc w:val="left"/>
+      <w:pPr>
+        <w:ind w:left="3960" w:hanging="360"/>
+      </w:pPr>
+      <w:rPr>
+        <w:rFonts w:ascii="Courier New" w:hAnsi="Courier New" w:cs="Courier New" w:hint="default"/>
+      </w:rPr>
+    </w:lvl>
+    <w:lvl w:ilvl="5" w:tplc="04090005" w:tentative="1">
+      <w:start w:val="1"/>
+      <w:numFmt w:val="bullet"/>
+      <w:lvlText w:val=""/>
+      <w:lvlJc w:val="left"/>
+      <w:pPr>
+        <w:ind w:left="4680" w:hanging="360"/>
+      </w:pPr>
+      <w:rPr>
+        <w:rFonts w:ascii="Wingdings" w:hAnsi="Wingdings" w:hint="default"/>
+      </w:rPr>
+    </w:lvl>
+    <w:lvl w:ilvl="6" w:tplc="04090001" w:tentative="1">
+      <w:start w:val="1"/>
+      <w:numFmt w:val="bullet"/>
+      <w:lvlText w:val=""/>
+      <w:lvlJc w:val="left"/>
+      <w:pPr>
+        <w:ind w:left="5400" w:hanging="360"/>
+      </w:pPr>
+      <w:rPr>
+        <w:rFonts w:ascii="Symbol" w:hAnsi="Symbol" w:hint="default"/>
+      </w:rPr>
+    </w:lvl>
+    <w:lvl w:ilvl="7" w:tplc="04090003" w:tentative="1">
+      <w:start w:val="1"/>
+      <w:numFmt w:val="bullet"/>
+      <w:lvlText w:val="o"/>
+      <w:lvlJc w:val="left"/>
+      <w:pPr>
+        <w:ind w:left="6120" w:hanging="360"/>
+      </w:pPr>
+      <w:rPr>
+        <w:rFonts w:ascii="Courier New" w:hAnsi="Courier New" w:cs="Courier New" w:hint="default"/>
+      </w:rPr>
+    </w:lvl>
+    <w:lvl w:ilvl="8" w:tplc="04090005" w:tentative="1">
+      <w:start w:val="1"/>
+      <w:numFmt w:val="bullet"/>
+      <w:lvlText w:val=""/>
+      <w:lvlJc w:val="left"/>
+      <w:pPr>
+        <w:ind w:left="6840" w:hanging="360"/>
+      </w:pPr>
+      <w:rPr>
+        <w:rFonts w:ascii="Wingdings" w:hAnsi="Wingdings" w:hint="default"/>
+      </w:rPr>
+    </w:lvl>
+  </w:abstractNum>
+  <w:abstractNum w:abstractNumId="22" w15:restartNumberingAfterBreak="0">
     <w:nsid w:val="0D385341"/>
     <w:multiLevelType w:val="hybridMultilevel"/>
     <w:tmpl w:val="5496982C"/>
@@ -56377,7 +56690,7 @@
       </w:pPr>
     </w:lvl>
   </w:abstractNum>
-  <w:abstractNum w:abstractNumId="22" w15:restartNumberingAfterBreak="0">
+  <w:abstractNum w:abstractNumId="23" w15:restartNumberingAfterBreak="0">
     <w:nsid w:val="0EE9255D"/>
     <w:multiLevelType w:val="hybridMultilevel"/>
     <w:tmpl w:val="83643AC6"/>
@@ -56463,7 +56776,7 @@
       </w:pPr>
     </w:lvl>
   </w:abstractNum>
-  <w:abstractNum w:abstractNumId="23" w15:restartNumberingAfterBreak="0">
+  <w:abstractNum w:abstractNumId="24" w15:restartNumberingAfterBreak="0">
     <w:nsid w:val="0F6E1B03"/>
     <w:multiLevelType w:val="hybridMultilevel"/>
     <w:tmpl w:val="84B69ACC"/>
@@ -56549,7 +56862,7 @@
       </w:pPr>
     </w:lvl>
   </w:abstractNum>
-  <w:abstractNum w:abstractNumId="24" w15:restartNumberingAfterBreak="0">
+  <w:abstractNum w:abstractNumId="25" w15:restartNumberingAfterBreak="0">
     <w:nsid w:val="0FC955EE"/>
     <w:multiLevelType w:val="hybridMultilevel"/>
     <w:tmpl w:val="02361C9A"/>
@@ -56640,7 +56953,7 @@
       </w:pPr>
     </w:lvl>
   </w:abstractNum>
-  <w:abstractNum w:abstractNumId="25" w15:restartNumberingAfterBreak="0">
+  <w:abstractNum w:abstractNumId="26" w15:restartNumberingAfterBreak="0">
     <w:nsid w:val="10826D5E"/>
     <w:multiLevelType w:val="hybridMultilevel"/>
     <w:tmpl w:val="EBA24CA4"/>
@@ -56726,7 +57039,7 @@
       </w:pPr>
     </w:lvl>
   </w:abstractNum>
-  <w:abstractNum w:abstractNumId="26" w15:restartNumberingAfterBreak="0">
+  <w:abstractNum w:abstractNumId="27" w15:restartNumberingAfterBreak="0">
     <w:nsid w:val="123A7482"/>
     <w:multiLevelType w:val="hybridMultilevel"/>
     <w:tmpl w:val="F39E9C90"/>
@@ -56839,7 +57152,7 @@
       </w:rPr>
     </w:lvl>
   </w:abstractNum>
-  <w:abstractNum w:abstractNumId="27" w15:restartNumberingAfterBreak="0">
+  <w:abstractNum w:abstractNumId="28" w15:restartNumberingAfterBreak="0">
     <w:nsid w:val="125C0B92"/>
     <w:multiLevelType w:val="hybridMultilevel"/>
     <w:tmpl w:val="9016208C"/>
@@ -56931,7 +57244,7 @@
       </w:pPr>
     </w:lvl>
   </w:abstractNum>
-  <w:abstractNum w:abstractNumId="28" w15:restartNumberingAfterBreak="0">
+  <w:abstractNum w:abstractNumId="29" w15:restartNumberingAfterBreak="0">
     <w:nsid w:val="12C829AA"/>
     <w:multiLevelType w:val="hybridMultilevel"/>
     <w:tmpl w:val="72826178"/>
@@ -57021,7 +57334,7 @@
       </w:pPr>
     </w:lvl>
   </w:abstractNum>
-  <w:abstractNum w:abstractNumId="29" w15:restartNumberingAfterBreak="0">
+  <w:abstractNum w:abstractNumId="30" w15:restartNumberingAfterBreak="0">
     <w:nsid w:val="13792A46"/>
     <w:multiLevelType w:val="hybridMultilevel"/>
     <w:tmpl w:val="BCA226AC"/>
@@ -57110,7 +57423,7 @@
       </w:pPr>
     </w:lvl>
   </w:abstractNum>
-  <w:abstractNum w:abstractNumId="30" w15:restartNumberingAfterBreak="0">
+  <w:abstractNum w:abstractNumId="31" w15:restartNumberingAfterBreak="0">
     <w:nsid w:val="13EB5025"/>
     <w:multiLevelType w:val="hybridMultilevel"/>
     <w:tmpl w:val="A4D61926"/>
@@ -57196,7 +57509,7 @@
       </w:pPr>
     </w:lvl>
   </w:abstractNum>
-  <w:abstractNum w:abstractNumId="31" w15:restartNumberingAfterBreak="0">
+  <w:abstractNum w:abstractNumId="32" w15:restartNumberingAfterBreak="0">
     <w:nsid w:val="140066EE"/>
     <w:multiLevelType w:val="hybridMultilevel"/>
     <w:tmpl w:val="F2A42CD4"/>
@@ -57282,7 +57595,7 @@
       </w:pPr>
     </w:lvl>
   </w:abstractNum>
-  <w:abstractNum w:abstractNumId="32" w15:restartNumberingAfterBreak="0">
+  <w:abstractNum w:abstractNumId="33" w15:restartNumberingAfterBreak="0">
     <w:nsid w:val="150F1DD0"/>
     <w:multiLevelType w:val="hybridMultilevel"/>
     <w:tmpl w:val="BBD09018"/>
@@ -57368,7 +57681,7 @@
       </w:pPr>
     </w:lvl>
   </w:abstractNum>
-  <w:abstractNum w:abstractNumId="33" w15:restartNumberingAfterBreak="0">
+  <w:abstractNum w:abstractNumId="34" w15:restartNumberingAfterBreak="0">
     <w:nsid w:val="15713541"/>
     <w:multiLevelType w:val="hybridMultilevel"/>
     <w:tmpl w:val="85520CD8"/>
@@ -57454,7 +57767,7 @@
       </w:pPr>
     </w:lvl>
   </w:abstractNum>
-  <w:abstractNum w:abstractNumId="34" w15:restartNumberingAfterBreak="0">
+  <w:abstractNum w:abstractNumId="35" w15:restartNumberingAfterBreak="0">
     <w:nsid w:val="16795F08"/>
     <w:multiLevelType w:val="hybridMultilevel"/>
     <w:tmpl w:val="1EB6795C"/>
@@ -57546,7 +57859,7 @@
       </w:pPr>
     </w:lvl>
   </w:abstractNum>
-  <w:abstractNum w:abstractNumId="35" w15:restartNumberingAfterBreak="0">
+  <w:abstractNum w:abstractNumId="36" w15:restartNumberingAfterBreak="0">
     <w:nsid w:val="1854064A"/>
     <w:multiLevelType w:val="hybridMultilevel"/>
     <w:tmpl w:val="6ED69A4A"/>
@@ -57637,7 +57950,7 @@
       </w:pPr>
     </w:lvl>
   </w:abstractNum>
-  <w:abstractNum w:abstractNumId="36" w15:restartNumberingAfterBreak="0">
+  <w:abstractNum w:abstractNumId="37" w15:restartNumberingAfterBreak="0">
     <w:nsid w:val="19092E57"/>
     <w:multiLevelType w:val="hybridMultilevel"/>
     <w:tmpl w:val="988A7B82"/>
@@ -57728,7 +58041,7 @@
       </w:pPr>
     </w:lvl>
   </w:abstractNum>
-  <w:abstractNum w:abstractNumId="37" w15:restartNumberingAfterBreak="0">
+  <w:abstractNum w:abstractNumId="38" w15:restartNumberingAfterBreak="0">
     <w:nsid w:val="193D74F0"/>
     <w:multiLevelType w:val="hybridMultilevel"/>
     <w:tmpl w:val="24B220E2"/>
@@ -57814,7 +58127,7 @@
       </w:pPr>
     </w:lvl>
   </w:abstractNum>
-  <w:abstractNum w:abstractNumId="38" w15:restartNumberingAfterBreak="0">
+  <w:abstractNum w:abstractNumId="39" w15:restartNumberingAfterBreak="0">
     <w:nsid w:val="19423C2B"/>
     <w:multiLevelType w:val="hybridMultilevel"/>
     <w:tmpl w:val="F2F67EA4"/>
@@ -57927,7 +58240,7 @@
       </w:rPr>
     </w:lvl>
   </w:abstractNum>
-  <w:abstractNum w:abstractNumId="39" w15:restartNumberingAfterBreak="0">
+  <w:abstractNum w:abstractNumId="40" w15:restartNumberingAfterBreak="0">
     <w:nsid w:val="1B8324D7"/>
     <w:multiLevelType w:val="hybridMultilevel"/>
     <w:tmpl w:val="85DE2E24"/>
@@ -58013,7 +58326,7 @@
       </w:pPr>
     </w:lvl>
   </w:abstractNum>
-  <w:abstractNum w:abstractNumId="40" w15:restartNumberingAfterBreak="0">
+  <w:abstractNum w:abstractNumId="41" w15:restartNumberingAfterBreak="0">
     <w:nsid w:val="1BD336E8"/>
     <w:multiLevelType w:val="hybridMultilevel"/>
     <w:tmpl w:val="20F004DC"/>
@@ -58099,7 +58412,7 @@
       </w:pPr>
     </w:lvl>
   </w:abstractNum>
-  <w:abstractNum w:abstractNumId="41" w15:restartNumberingAfterBreak="0">
+  <w:abstractNum w:abstractNumId="42" w15:restartNumberingAfterBreak="0">
     <w:nsid w:val="1C355626"/>
     <w:multiLevelType w:val="hybridMultilevel"/>
     <w:tmpl w:val="92AC7F38"/>
@@ -58185,7 +58498,7 @@
       </w:pPr>
     </w:lvl>
   </w:abstractNum>
-  <w:abstractNum w:abstractNumId="42" w15:restartNumberingAfterBreak="0">
+  <w:abstractNum w:abstractNumId="43" w15:restartNumberingAfterBreak="0">
     <w:nsid w:val="1D0D39AD"/>
     <w:multiLevelType w:val="hybridMultilevel"/>
     <w:tmpl w:val="857C4ADA"/>
@@ -58274,7 +58587,7 @@
       </w:pPr>
     </w:lvl>
   </w:abstractNum>
-  <w:abstractNum w:abstractNumId="43" w15:restartNumberingAfterBreak="0">
+  <w:abstractNum w:abstractNumId="44" w15:restartNumberingAfterBreak="0">
     <w:nsid w:val="1E804511"/>
     <w:multiLevelType w:val="hybridMultilevel"/>
     <w:tmpl w:val="DD721178"/>
@@ -58360,7 +58673,7 @@
       </w:pPr>
     </w:lvl>
   </w:abstractNum>
-  <w:abstractNum w:abstractNumId="44" w15:restartNumberingAfterBreak="0">
+  <w:abstractNum w:abstractNumId="45" w15:restartNumberingAfterBreak="0">
     <w:nsid w:val="1F287483"/>
     <w:multiLevelType w:val="hybridMultilevel"/>
     <w:tmpl w:val="4A1C79FA"/>
@@ -58446,7 +58759,120 @@
       </w:pPr>
     </w:lvl>
   </w:abstractNum>
-  <w:abstractNum w:abstractNumId="45" w15:restartNumberingAfterBreak="0">
+  <w:abstractNum w:abstractNumId="46" w15:restartNumberingAfterBreak="0">
+    <w:nsid w:val="1F3F6E0D"/>
+    <w:multiLevelType w:val="hybridMultilevel"/>
+    <w:tmpl w:val="8EA4913E"/>
+    <w:lvl w:ilvl="0" w:tplc="04090001">
+      <w:start w:val="1"/>
+      <w:numFmt w:val="bullet"/>
+      <w:lvlText w:val=""/>
+      <w:lvlJc w:val="left"/>
+      <w:pPr>
+        <w:ind w:left="1080" w:hanging="360"/>
+      </w:pPr>
+      <w:rPr>
+        <w:rFonts w:ascii="Symbol" w:hAnsi="Symbol" w:hint="default"/>
+      </w:rPr>
+    </w:lvl>
+    <w:lvl w:ilvl="1" w:tplc="04090003" w:tentative="1">
+      <w:start w:val="1"/>
+      <w:numFmt w:val="bullet"/>
+      <w:lvlText w:val="o"/>
+      <w:lvlJc w:val="left"/>
+      <w:pPr>
+        <w:ind w:left="1800" w:hanging="360"/>
+      </w:pPr>
+      <w:rPr>
+        <w:rFonts w:ascii="Courier New" w:hAnsi="Courier New" w:cs="Courier New" w:hint="default"/>
+      </w:rPr>
+    </w:lvl>
+    <w:lvl w:ilvl="2" w:tplc="04090005" w:tentative="1">
+      <w:start w:val="1"/>
+      <w:numFmt w:val="bullet"/>
+      <w:lvlText w:val=""/>
+      <w:lvlJc w:val="left"/>
+      <w:pPr>
+        <w:ind w:left="2520" w:hanging="360"/>
+      </w:pPr>
+      <w:rPr>
+        <w:rFonts w:ascii="Wingdings" w:hAnsi="Wingdings" w:hint="default"/>
+      </w:rPr>
+    </w:lvl>
+    <w:lvl w:ilvl="3" w:tplc="04090001" w:tentative="1">
+      <w:start w:val="1"/>
+      <w:numFmt w:val="bullet"/>
+      <w:lvlText w:val=""/>
+      <w:lvlJc w:val="left"/>
+      <w:pPr>
+        <w:ind w:left="3240" w:hanging="360"/>
+      </w:pPr>
+      <w:rPr>
+        <w:rFonts w:ascii="Symbol" w:hAnsi="Symbol" w:hint="default"/>
+      </w:rPr>
+    </w:lvl>
+    <w:lvl w:ilvl="4" w:tplc="04090003" w:tentative="1">
+      <w:start w:val="1"/>
+      <w:numFmt w:val="bullet"/>
+      <w:lvlText w:val="o"/>
+      <w:lvlJc w:val="left"/>
+      <w:pPr>
+        <w:ind w:left="3960" w:hanging="360"/>
+      </w:pPr>
+      <w:rPr>
+        <w:rFonts w:ascii="Courier New" w:hAnsi="Courier New" w:cs="Courier New" w:hint="default"/>
+      </w:rPr>
+    </w:lvl>
+    <w:lvl w:ilvl="5" w:tplc="04090005" w:tentative="1">
+      <w:start w:val="1"/>
+      <w:numFmt w:val="bullet"/>
+      <w:lvlText w:val=""/>
+      <w:lvlJc w:val="left"/>
+      <w:pPr>
+        <w:ind w:left="4680" w:hanging="360"/>
+      </w:pPr>
+      <w:rPr>
+        <w:rFonts w:ascii="Wingdings" w:hAnsi="Wingdings" w:hint="default"/>
+      </w:rPr>
+    </w:lvl>
+    <w:lvl w:ilvl="6" w:tplc="04090001" w:tentative="1">
+      <w:start w:val="1"/>
+      <w:numFmt w:val="bullet"/>
+      <w:lvlText w:val=""/>
+      <w:lvlJc w:val="left"/>
+      <w:pPr>
+        <w:ind w:left="5400" w:hanging="360"/>
+      </w:pPr>
+      <w:rPr>
+        <w:rFonts w:ascii="Symbol" w:hAnsi="Symbol" w:hint="default"/>
+      </w:rPr>
+    </w:lvl>
+    <w:lvl w:ilvl="7" w:tplc="04090003" w:tentative="1">
+      <w:start w:val="1"/>
+      <w:numFmt w:val="bullet"/>
+      <w:lvlText w:val="o"/>
+      <w:lvlJc w:val="left"/>
+      <w:pPr>
+        <w:ind w:left="6120" w:hanging="360"/>
+      </w:pPr>
+      <w:rPr>
+        <w:rFonts w:ascii="Courier New" w:hAnsi="Courier New" w:cs="Courier New" w:hint="default"/>
+      </w:rPr>
+    </w:lvl>
+    <w:lvl w:ilvl="8" w:tplc="04090005" w:tentative="1">
+      <w:start w:val="1"/>
+      <w:numFmt w:val="bullet"/>
+      <w:lvlText w:val=""/>
+      <w:lvlJc w:val="left"/>
+      <w:pPr>
+        <w:ind w:left="6840" w:hanging="360"/>
+      </w:pPr>
+      <w:rPr>
+        <w:rFonts w:ascii="Wingdings" w:hAnsi="Wingdings" w:hint="default"/>
+      </w:rPr>
+    </w:lvl>
+  </w:abstractNum>
+  <w:abstractNum w:abstractNumId="47" w15:restartNumberingAfterBreak="0">
     <w:nsid w:val="1FCE67D5"/>
     <w:multiLevelType w:val="hybridMultilevel"/>
     <w:tmpl w:val="91E2EEBA"/>
@@ -58532,7 +58958,7 @@
       </w:pPr>
     </w:lvl>
   </w:abstractNum>
-  <w:abstractNum w:abstractNumId="46" w15:restartNumberingAfterBreak="0">
+  <w:abstractNum w:abstractNumId="48" w15:restartNumberingAfterBreak="0">
     <w:nsid w:val="20692576"/>
     <w:multiLevelType w:val="hybridMultilevel"/>
     <w:tmpl w:val="9D0698B4"/>
@@ -58625,7 +59051,7 @@
       </w:pPr>
     </w:lvl>
   </w:abstractNum>
-  <w:abstractNum w:abstractNumId="47" w15:restartNumberingAfterBreak="0">
+  <w:abstractNum w:abstractNumId="49" w15:restartNumberingAfterBreak="0">
     <w:nsid w:val="238D2053"/>
     <w:multiLevelType w:val="hybridMultilevel"/>
     <w:tmpl w:val="EF367C54"/>
@@ -58715,7 +59141,7 @@
       </w:pPr>
     </w:lvl>
   </w:abstractNum>
-  <w:abstractNum w:abstractNumId="48" w15:restartNumberingAfterBreak="0">
+  <w:abstractNum w:abstractNumId="50" w15:restartNumberingAfterBreak="0">
     <w:nsid w:val="257C3EE7"/>
     <w:multiLevelType w:val="hybridMultilevel"/>
     <w:tmpl w:val="42B2F4BE"/>
@@ -58801,7 +59227,7 @@
       </w:pPr>
     </w:lvl>
   </w:abstractNum>
-  <w:abstractNum w:abstractNumId="49" w15:restartNumberingAfterBreak="0">
+  <w:abstractNum w:abstractNumId="51" w15:restartNumberingAfterBreak="0">
     <w:nsid w:val="273E2843"/>
     <w:multiLevelType w:val="hybridMultilevel"/>
     <w:tmpl w:val="B61019B8"/>
@@ -58887,7 +59313,7 @@
       </w:pPr>
     </w:lvl>
   </w:abstractNum>
-  <w:abstractNum w:abstractNumId="50" w15:restartNumberingAfterBreak="0">
+  <w:abstractNum w:abstractNumId="52" w15:restartNumberingAfterBreak="0">
     <w:nsid w:val="2864467E"/>
     <w:multiLevelType w:val="hybridMultilevel"/>
     <w:tmpl w:val="B614A960"/>
@@ -58973,7 +59399,7 @@
       </w:pPr>
     </w:lvl>
   </w:abstractNum>
-  <w:abstractNum w:abstractNumId="51" w15:restartNumberingAfterBreak="0">
+  <w:abstractNum w:abstractNumId="53" w15:restartNumberingAfterBreak="0">
     <w:nsid w:val="28CE13BC"/>
     <w:multiLevelType w:val="hybridMultilevel"/>
     <w:tmpl w:val="66E0FE7E"/>
@@ -59059,7 +59485,7 @@
       </w:pPr>
     </w:lvl>
   </w:abstractNum>
-  <w:abstractNum w:abstractNumId="52" w15:restartNumberingAfterBreak="0">
+  <w:abstractNum w:abstractNumId="54" w15:restartNumberingAfterBreak="0">
     <w:nsid w:val="28DD658D"/>
     <w:multiLevelType w:val="hybridMultilevel"/>
     <w:tmpl w:val="4C7C9E8C"/>
@@ -59172,7 +59598,7 @@
       </w:rPr>
     </w:lvl>
   </w:abstractNum>
-  <w:abstractNum w:abstractNumId="53" w15:restartNumberingAfterBreak="0">
+  <w:abstractNum w:abstractNumId="55" w15:restartNumberingAfterBreak="0">
     <w:nsid w:val="299154DC"/>
     <w:multiLevelType w:val="hybridMultilevel"/>
     <w:tmpl w:val="79728DAA"/>
@@ -59285,7 +59711,7 @@
       </w:rPr>
     </w:lvl>
   </w:abstractNum>
-  <w:abstractNum w:abstractNumId="54" w15:restartNumberingAfterBreak="0">
+  <w:abstractNum w:abstractNumId="56" w15:restartNumberingAfterBreak="0">
     <w:nsid w:val="29D04B0B"/>
     <w:multiLevelType w:val="hybridMultilevel"/>
     <w:tmpl w:val="C4A8E446"/>
@@ -59378,7 +59804,7 @@
       </w:pPr>
     </w:lvl>
   </w:abstractNum>
-  <w:abstractNum w:abstractNumId="55" w15:restartNumberingAfterBreak="0">
+  <w:abstractNum w:abstractNumId="57" w15:restartNumberingAfterBreak="0">
     <w:nsid w:val="2A3C0313"/>
     <w:multiLevelType w:val="hybridMultilevel"/>
     <w:tmpl w:val="228806EA"/>
@@ -59464,7 +59890,7 @@
       </w:pPr>
     </w:lvl>
   </w:abstractNum>
-  <w:abstractNum w:abstractNumId="56" w15:restartNumberingAfterBreak="0">
+  <w:abstractNum w:abstractNumId="58" w15:restartNumberingAfterBreak="0">
     <w:nsid w:val="2D3F76E6"/>
     <w:multiLevelType w:val="hybridMultilevel"/>
     <w:tmpl w:val="5D3C3D4E"/>
@@ -59550,7 +59976,7 @@
       </w:pPr>
     </w:lvl>
   </w:abstractNum>
-  <w:abstractNum w:abstractNumId="57" w15:restartNumberingAfterBreak="0">
+  <w:abstractNum w:abstractNumId="59" w15:restartNumberingAfterBreak="0">
     <w:nsid w:val="2D4E4BF5"/>
     <w:multiLevelType w:val="hybridMultilevel"/>
     <w:tmpl w:val="809A2C36"/>
@@ -59636,7 +60062,7 @@
       </w:pPr>
     </w:lvl>
   </w:abstractNum>
-  <w:abstractNum w:abstractNumId="58" w15:restartNumberingAfterBreak="0">
+  <w:abstractNum w:abstractNumId="60" w15:restartNumberingAfterBreak="0">
     <w:nsid w:val="2DA311F4"/>
     <w:multiLevelType w:val="hybridMultilevel"/>
     <w:tmpl w:val="DF962808"/>
@@ -59722,7 +60148,96 @@
       </w:pPr>
     </w:lvl>
   </w:abstractNum>
-  <w:abstractNum w:abstractNumId="59" w15:restartNumberingAfterBreak="0">
+  <w:abstractNum w:abstractNumId="61" w15:restartNumberingAfterBreak="0">
+    <w:nsid w:val="2DF85012"/>
+    <w:multiLevelType w:val="hybridMultilevel"/>
+    <w:tmpl w:val="2E1C58DC"/>
+    <w:lvl w:ilvl="0" w:tplc="E01ADDA8">
+      <w:start w:val="1"/>
+      <w:numFmt w:val="upperLetter"/>
+      <w:lvlText w:val="%1)"/>
+      <w:lvlJc w:val="left"/>
+      <w:pPr>
+        <w:ind w:left="720" w:hanging="360"/>
+      </w:pPr>
+      <w:rPr>
+        <w:rFonts w:hint="default"/>
+      </w:rPr>
+    </w:lvl>
+    <w:lvl w:ilvl="1" w:tplc="04090019" w:tentative="1">
+      <w:start w:val="1"/>
+      <w:numFmt w:val="lowerLetter"/>
+      <w:lvlText w:val="%2."/>
+      <w:lvlJc w:val="left"/>
+      <w:pPr>
+        <w:ind w:left="1440" w:hanging="360"/>
+      </w:pPr>
+    </w:lvl>
+    <w:lvl w:ilvl="2" w:tplc="0409001B" w:tentative="1">
+      <w:start w:val="1"/>
+      <w:numFmt w:val="lowerRoman"/>
+      <w:lvlText w:val="%3."/>
+      <w:lvlJc w:val="right"/>
+      <w:pPr>
+        <w:ind w:left="2160" w:hanging="180"/>
+      </w:pPr>
+    </w:lvl>
+    <w:lvl w:ilvl="3" w:tplc="0409000F" w:tentative="1">
+      <w:start w:val="1"/>
+      <w:numFmt w:val="decimal"/>
+      <w:lvlText w:val="%4."/>
+      <w:lvlJc w:val="left"/>
+      <w:pPr>
+        <w:ind w:left="2880" w:hanging="360"/>
+      </w:pPr>
+    </w:lvl>
+    <w:lvl w:ilvl="4" w:tplc="04090019" w:tentative="1">
+      <w:start w:val="1"/>
+      <w:numFmt w:val="lowerLetter"/>
+      <w:lvlText w:val="%5."/>
+      <w:lvlJc w:val="left"/>
+      <w:pPr>
+        <w:ind w:left="3600" w:hanging="360"/>
+      </w:pPr>
+    </w:lvl>
+    <w:lvl w:ilvl="5" w:tplc="0409001B" w:tentative="1">
+      <w:start w:val="1"/>
+      <w:numFmt w:val="lowerRoman"/>
+      <w:lvlText w:val="%6."/>
+      <w:lvlJc w:val="right"/>
+      <w:pPr>
+        <w:ind w:left="4320" w:hanging="180"/>
+      </w:pPr>
+    </w:lvl>
+    <w:lvl w:ilvl="6" w:tplc="0409000F" w:tentative="1">
+      <w:start w:val="1"/>
+      <w:numFmt w:val="decimal"/>
+      <w:lvlText w:val="%7."/>
+      <w:lvlJc w:val="left"/>
+      <w:pPr>
+        <w:ind w:left="5040" w:hanging="360"/>
+      </w:pPr>
+    </w:lvl>
+    <w:lvl w:ilvl="7" w:tplc="04090019" w:tentative="1">
+      <w:start w:val="1"/>
+      <w:numFmt w:val="lowerLetter"/>
+      <w:lvlText w:val="%8."/>
+      <w:lvlJc w:val="left"/>
+      <w:pPr>
+        <w:ind w:left="5760" w:hanging="360"/>
+      </w:pPr>
+    </w:lvl>
+    <w:lvl w:ilvl="8" w:tplc="0409001B" w:tentative="1">
+      <w:start w:val="1"/>
+      <w:numFmt w:val="lowerRoman"/>
+      <w:lvlText w:val="%9."/>
+      <w:lvlJc w:val="right"/>
+      <w:pPr>
+        <w:ind w:left="6480" w:hanging="180"/>
+      </w:pPr>
+    </w:lvl>
+  </w:abstractNum>
+  <w:abstractNum w:abstractNumId="62" w15:restartNumberingAfterBreak="0">
     <w:nsid w:val="2EAC3641"/>
     <w:multiLevelType w:val="hybridMultilevel"/>
     <w:tmpl w:val="28326754"/>
@@ -59808,7 +60323,7 @@
       </w:pPr>
     </w:lvl>
   </w:abstractNum>
-  <w:abstractNum w:abstractNumId="60" w15:restartNumberingAfterBreak="0">
+  <w:abstractNum w:abstractNumId="63" w15:restartNumberingAfterBreak="0">
     <w:nsid w:val="2F84184E"/>
     <w:multiLevelType w:val="hybridMultilevel"/>
     <w:tmpl w:val="9C365C64"/>
@@ -59894,7 +60409,7 @@
       </w:pPr>
     </w:lvl>
   </w:abstractNum>
-  <w:abstractNum w:abstractNumId="61" w15:restartNumberingAfterBreak="0">
+  <w:abstractNum w:abstractNumId="64" w15:restartNumberingAfterBreak="0">
     <w:nsid w:val="2FD96024"/>
     <w:multiLevelType w:val="hybridMultilevel"/>
     <w:tmpl w:val="1358859C"/>
@@ -59980,7 +60495,7 @@
       </w:pPr>
     </w:lvl>
   </w:abstractNum>
-  <w:abstractNum w:abstractNumId="62" w15:restartNumberingAfterBreak="0">
+  <w:abstractNum w:abstractNumId="65" w15:restartNumberingAfterBreak="0">
     <w:nsid w:val="317060FC"/>
     <w:multiLevelType w:val="hybridMultilevel"/>
     <w:tmpl w:val="BAAAC52E"/>
@@ -60072,7 +60587,7 @@
       </w:pPr>
     </w:lvl>
   </w:abstractNum>
-  <w:abstractNum w:abstractNumId="63" w15:restartNumberingAfterBreak="0">
+  <w:abstractNum w:abstractNumId="66" w15:restartNumberingAfterBreak="0">
     <w:nsid w:val="31CD4048"/>
     <w:multiLevelType w:val="hybridMultilevel"/>
     <w:tmpl w:val="9628239A"/>
@@ -60164,7 +60679,7 @@
       </w:pPr>
     </w:lvl>
   </w:abstractNum>
-  <w:abstractNum w:abstractNumId="64" w15:restartNumberingAfterBreak="0">
+  <w:abstractNum w:abstractNumId="67" w15:restartNumberingAfterBreak="0">
     <w:nsid w:val="32B210F7"/>
     <w:multiLevelType w:val="hybridMultilevel"/>
     <w:tmpl w:val="29BA428C"/>
@@ -60250,7 +60765,7 @@
       </w:pPr>
     </w:lvl>
   </w:abstractNum>
-  <w:abstractNum w:abstractNumId="65" w15:restartNumberingAfterBreak="0">
+  <w:abstractNum w:abstractNumId="68" w15:restartNumberingAfterBreak="0">
     <w:nsid w:val="346F540E"/>
     <w:multiLevelType w:val="hybridMultilevel"/>
     <w:tmpl w:val="C0C256F4"/>
@@ -60341,7 +60856,7 @@
       </w:pPr>
     </w:lvl>
   </w:abstractNum>
-  <w:abstractNum w:abstractNumId="66" w15:restartNumberingAfterBreak="0">
+  <w:abstractNum w:abstractNumId="69" w15:restartNumberingAfterBreak="0">
     <w:nsid w:val="34D9189C"/>
     <w:multiLevelType w:val="hybridMultilevel"/>
     <w:tmpl w:val="A55A1DB4"/>
@@ -60427,7 +60942,7 @@
       </w:pPr>
     </w:lvl>
   </w:abstractNum>
-  <w:abstractNum w:abstractNumId="67" w15:restartNumberingAfterBreak="0">
+  <w:abstractNum w:abstractNumId="70" w15:restartNumberingAfterBreak="0">
     <w:nsid w:val="355A0D2F"/>
     <w:multiLevelType w:val="hybridMultilevel"/>
     <w:tmpl w:val="F5182F2C"/>
@@ -60513,7 +61028,7 @@
       </w:pPr>
     </w:lvl>
   </w:abstractNum>
-  <w:abstractNum w:abstractNumId="68" w15:restartNumberingAfterBreak="0">
+  <w:abstractNum w:abstractNumId="71" w15:restartNumberingAfterBreak="0">
     <w:nsid w:val="37253F71"/>
     <w:multiLevelType w:val="hybridMultilevel"/>
     <w:tmpl w:val="37FE9B46"/>
@@ -60599,7 +61114,7 @@
       </w:pPr>
     </w:lvl>
   </w:abstractNum>
-  <w:abstractNum w:abstractNumId="69" w15:restartNumberingAfterBreak="0">
+  <w:abstractNum w:abstractNumId="72" w15:restartNumberingAfterBreak="0">
     <w:nsid w:val="37403EAE"/>
     <w:multiLevelType w:val="hybridMultilevel"/>
     <w:tmpl w:val="90A45D5A"/>
@@ -60685,7 +61200,7 @@
       </w:pPr>
     </w:lvl>
   </w:abstractNum>
-  <w:abstractNum w:abstractNumId="70" w15:restartNumberingAfterBreak="0">
+  <w:abstractNum w:abstractNumId="73" w15:restartNumberingAfterBreak="0">
     <w:nsid w:val="3801505B"/>
     <w:multiLevelType w:val="hybridMultilevel"/>
     <w:tmpl w:val="F28CA4CA"/>
@@ -60798,7 +61313,7 @@
       </w:rPr>
     </w:lvl>
   </w:abstractNum>
-  <w:abstractNum w:abstractNumId="71" w15:restartNumberingAfterBreak="0">
+  <w:abstractNum w:abstractNumId="74" w15:restartNumberingAfterBreak="0">
     <w:nsid w:val="386A6C26"/>
     <w:multiLevelType w:val="hybridMultilevel"/>
     <w:tmpl w:val="E4FAE654"/>
@@ -60884,7 +61399,7 @@
       </w:pPr>
     </w:lvl>
   </w:abstractNum>
-  <w:abstractNum w:abstractNumId="72" w15:restartNumberingAfterBreak="0">
+  <w:abstractNum w:abstractNumId="75" w15:restartNumberingAfterBreak="0">
     <w:nsid w:val="3ADF335F"/>
     <w:multiLevelType w:val="hybridMultilevel"/>
     <w:tmpl w:val="8312D5BC"/>
@@ -60980,7 +61495,7 @@
       </w:pPr>
     </w:lvl>
   </w:abstractNum>
-  <w:abstractNum w:abstractNumId="73" w15:restartNumberingAfterBreak="0">
+  <w:abstractNum w:abstractNumId="76" w15:restartNumberingAfterBreak="0">
     <w:nsid w:val="3BBB269E"/>
     <w:multiLevelType w:val="hybridMultilevel"/>
     <w:tmpl w:val="5616E7F0"/>
@@ -61066,7 +61581,7 @@
       </w:pPr>
     </w:lvl>
   </w:abstractNum>
-  <w:abstractNum w:abstractNumId="74" w15:restartNumberingAfterBreak="0">
+  <w:abstractNum w:abstractNumId="77" w15:restartNumberingAfterBreak="0">
     <w:nsid w:val="3C1A6ADE"/>
     <w:multiLevelType w:val="hybridMultilevel"/>
     <w:tmpl w:val="B4CA53FC"/>
@@ -61152,7 +61667,7 @@
       </w:pPr>
     </w:lvl>
   </w:abstractNum>
-  <w:abstractNum w:abstractNumId="75" w15:restartNumberingAfterBreak="0">
+  <w:abstractNum w:abstractNumId="78" w15:restartNumberingAfterBreak="0">
     <w:nsid w:val="3D116356"/>
     <w:multiLevelType w:val="hybridMultilevel"/>
     <w:tmpl w:val="38846E76"/>
@@ -61243,7 +61758,7 @@
       </w:pPr>
     </w:lvl>
   </w:abstractNum>
-  <w:abstractNum w:abstractNumId="76" w15:restartNumberingAfterBreak="0">
+  <w:abstractNum w:abstractNumId="79" w15:restartNumberingAfterBreak="0">
     <w:nsid w:val="3DC03A71"/>
     <w:multiLevelType w:val="hybridMultilevel"/>
     <w:tmpl w:val="34F2A660"/>
@@ -61335,7 +61850,7 @@
       </w:pPr>
     </w:lvl>
   </w:abstractNum>
-  <w:abstractNum w:abstractNumId="77" w15:restartNumberingAfterBreak="0">
+  <w:abstractNum w:abstractNumId="80" w15:restartNumberingAfterBreak="0">
     <w:nsid w:val="3F6A116B"/>
     <w:multiLevelType w:val="hybridMultilevel"/>
     <w:tmpl w:val="D6609E72"/>
@@ -61426,7 +61941,7 @@
       </w:pPr>
     </w:lvl>
   </w:abstractNum>
-  <w:abstractNum w:abstractNumId="78" w15:restartNumberingAfterBreak="0">
+  <w:abstractNum w:abstractNumId="81" w15:restartNumberingAfterBreak="0">
     <w:nsid w:val="3F7B15E3"/>
     <w:multiLevelType w:val="hybridMultilevel"/>
     <w:tmpl w:val="D6B8D960"/>
@@ -61512,7 +62027,7 @@
       </w:pPr>
     </w:lvl>
   </w:abstractNum>
-  <w:abstractNum w:abstractNumId="79" w15:restartNumberingAfterBreak="0">
+  <w:abstractNum w:abstractNumId="82" w15:restartNumberingAfterBreak="0">
     <w:nsid w:val="3FFC68E7"/>
     <w:multiLevelType w:val="hybridMultilevel"/>
     <w:tmpl w:val="460A82EE"/>
@@ -61598,7 +62113,7 @@
       </w:pPr>
     </w:lvl>
   </w:abstractNum>
-  <w:abstractNum w:abstractNumId="80" w15:restartNumberingAfterBreak="0">
+  <w:abstractNum w:abstractNumId="83" w15:restartNumberingAfterBreak="0">
     <w:nsid w:val="412C0559"/>
     <w:multiLevelType w:val="hybridMultilevel"/>
     <w:tmpl w:val="C764C89A"/>
@@ -61684,7 +62199,7 @@
       </w:pPr>
     </w:lvl>
   </w:abstractNum>
-  <w:abstractNum w:abstractNumId="81" w15:restartNumberingAfterBreak="0">
+  <w:abstractNum w:abstractNumId="84" w15:restartNumberingAfterBreak="0">
     <w:nsid w:val="413D7DAC"/>
     <w:multiLevelType w:val="hybridMultilevel"/>
     <w:tmpl w:val="7902E8A8"/>
@@ -61770,7 +62285,7 @@
       </w:pPr>
     </w:lvl>
   </w:abstractNum>
-  <w:abstractNum w:abstractNumId="82" w15:restartNumberingAfterBreak="0">
+  <w:abstractNum w:abstractNumId="85" w15:restartNumberingAfterBreak="0">
     <w:nsid w:val="42586872"/>
     <w:multiLevelType w:val="hybridMultilevel"/>
     <w:tmpl w:val="5086AA3E"/>
@@ -61860,7 +62375,7 @@
       </w:pPr>
     </w:lvl>
   </w:abstractNum>
-  <w:abstractNum w:abstractNumId="83" w15:restartNumberingAfterBreak="0">
+  <w:abstractNum w:abstractNumId="86" w15:restartNumberingAfterBreak="0">
     <w:nsid w:val="42F45002"/>
     <w:multiLevelType w:val="hybridMultilevel"/>
     <w:tmpl w:val="58B8EA5A"/>
@@ -61946,7 +62461,7 @@
       </w:pPr>
     </w:lvl>
   </w:abstractNum>
-  <w:abstractNum w:abstractNumId="84" w15:restartNumberingAfterBreak="0">
+  <w:abstractNum w:abstractNumId="87" w15:restartNumberingAfterBreak="0">
     <w:nsid w:val="43B12D07"/>
     <w:multiLevelType w:val="hybridMultilevel"/>
     <w:tmpl w:val="A398A186"/>
@@ -62037,7 +62552,7 @@
       </w:pPr>
     </w:lvl>
   </w:abstractNum>
-  <w:abstractNum w:abstractNumId="85" w15:restartNumberingAfterBreak="0">
+  <w:abstractNum w:abstractNumId="88" w15:restartNumberingAfterBreak="0">
     <w:nsid w:val="443907F6"/>
     <w:multiLevelType w:val="hybridMultilevel"/>
     <w:tmpl w:val="2A5A2DAA"/>
@@ -62123,7 +62638,7 @@
       </w:pPr>
     </w:lvl>
   </w:abstractNum>
-  <w:abstractNum w:abstractNumId="86" w15:restartNumberingAfterBreak="0">
+  <w:abstractNum w:abstractNumId="89" w15:restartNumberingAfterBreak="0">
     <w:nsid w:val="445C4347"/>
     <w:multiLevelType w:val="hybridMultilevel"/>
     <w:tmpl w:val="9016208C"/>
@@ -62215,7 +62730,7 @@
       </w:pPr>
     </w:lvl>
   </w:abstractNum>
-  <w:abstractNum w:abstractNumId="87" w15:restartNumberingAfterBreak="0">
+  <w:abstractNum w:abstractNumId="90" w15:restartNumberingAfterBreak="0">
     <w:nsid w:val="447D2304"/>
     <w:multiLevelType w:val="hybridMultilevel"/>
     <w:tmpl w:val="13D0833A"/>
@@ -62301,7 +62816,7 @@
       </w:pPr>
     </w:lvl>
   </w:abstractNum>
-  <w:abstractNum w:abstractNumId="88" w15:restartNumberingAfterBreak="0">
+  <w:abstractNum w:abstractNumId="91" w15:restartNumberingAfterBreak="0">
     <w:nsid w:val="45BB6A82"/>
     <w:multiLevelType w:val="hybridMultilevel"/>
     <w:tmpl w:val="4D6A751A"/>
@@ -62387,7 +62902,7 @@
       </w:pPr>
     </w:lvl>
   </w:abstractNum>
-  <w:abstractNum w:abstractNumId="89" w15:restartNumberingAfterBreak="0">
+  <w:abstractNum w:abstractNumId="92" w15:restartNumberingAfterBreak="0">
     <w:nsid w:val="46AD1596"/>
     <w:multiLevelType w:val="hybridMultilevel"/>
     <w:tmpl w:val="AB50B952"/>
@@ -62473,7 +62988,7 @@
       </w:pPr>
     </w:lvl>
   </w:abstractNum>
-  <w:abstractNum w:abstractNumId="90" w15:restartNumberingAfterBreak="0">
+  <w:abstractNum w:abstractNumId="93" w15:restartNumberingAfterBreak="0">
     <w:nsid w:val="47B000CE"/>
     <w:multiLevelType w:val="hybridMultilevel"/>
     <w:tmpl w:val="31D41F8A"/>
@@ -62559,7 +63074,120 @@
       </w:pPr>
     </w:lvl>
   </w:abstractNum>
-  <w:abstractNum w:abstractNumId="91" w15:restartNumberingAfterBreak="0">
+  <w:abstractNum w:abstractNumId="94" w15:restartNumberingAfterBreak="0">
+    <w:nsid w:val="47F36C26"/>
+    <w:multiLevelType w:val="hybridMultilevel"/>
+    <w:tmpl w:val="945CFDD6"/>
+    <w:lvl w:ilvl="0" w:tplc="04090001">
+      <w:start w:val="1"/>
+      <w:numFmt w:val="bullet"/>
+      <w:lvlText w:val=""/>
+      <w:lvlJc w:val="left"/>
+      <w:pPr>
+        <w:ind w:left="1800" w:hanging="360"/>
+      </w:pPr>
+      <w:rPr>
+        <w:rFonts w:ascii="Symbol" w:hAnsi="Symbol" w:hint="default"/>
+      </w:rPr>
+    </w:lvl>
+    <w:lvl w:ilvl="1" w:tplc="04090003" w:tentative="1">
+      <w:start w:val="1"/>
+      <w:numFmt w:val="bullet"/>
+      <w:lvlText w:val="o"/>
+      <w:lvlJc w:val="left"/>
+      <w:pPr>
+        <w:ind w:left="2520" w:hanging="360"/>
+      </w:pPr>
+      <w:rPr>
+        <w:rFonts w:ascii="Courier New" w:hAnsi="Courier New" w:cs="Courier New" w:hint="default"/>
+      </w:rPr>
+    </w:lvl>
+    <w:lvl w:ilvl="2" w:tplc="04090005" w:tentative="1">
+      <w:start w:val="1"/>
+      <w:numFmt w:val="bullet"/>
+      <w:lvlText w:val=""/>
+      <w:lvlJc w:val="left"/>
+      <w:pPr>
+        <w:ind w:left="3240" w:hanging="360"/>
+      </w:pPr>
+      <w:rPr>
+        <w:rFonts w:ascii="Wingdings" w:hAnsi="Wingdings" w:hint="default"/>
+      </w:rPr>
+    </w:lvl>
+    <w:lvl w:ilvl="3" w:tplc="04090001" w:tentative="1">
+      <w:start w:val="1"/>
+      <w:numFmt w:val="bullet"/>
+      <w:lvlText w:val=""/>
+      <w:lvlJc w:val="left"/>
+      <w:pPr>
+        <w:ind w:left="3960" w:hanging="360"/>
+      </w:pPr>
+      <w:rPr>
+        <w:rFonts w:ascii="Symbol" w:hAnsi="Symbol" w:hint="default"/>
+      </w:rPr>
+    </w:lvl>
+    <w:lvl w:ilvl="4" w:tplc="04090003" w:tentative="1">
+      <w:start w:val="1"/>
+      <w:numFmt w:val="bullet"/>
+      <w:lvlText w:val="o"/>
+      <w:lvlJc w:val="left"/>
+      <w:pPr>
+        <w:ind w:left="4680" w:hanging="360"/>
+      </w:pPr>
+      <w:rPr>
+        <w:rFonts w:ascii="Courier New" w:hAnsi="Courier New" w:cs="Courier New" w:hint="default"/>
+      </w:rPr>
+    </w:lvl>
+    <w:lvl w:ilvl="5" w:tplc="04090005" w:tentative="1">
+      <w:start w:val="1"/>
+      <w:numFmt w:val="bullet"/>
+      <w:lvlText w:val=""/>
+      <w:lvlJc w:val="left"/>
+      <w:pPr>
+        <w:ind w:left="5400" w:hanging="360"/>
+      </w:pPr>
+      <w:rPr>
+        <w:rFonts w:ascii="Wingdings" w:hAnsi="Wingdings" w:hint="default"/>
+      </w:rPr>
+    </w:lvl>
+    <w:lvl w:ilvl="6" w:tplc="04090001" w:tentative="1">
+      <w:start w:val="1"/>
+      <w:numFmt w:val="bullet"/>
+      <w:lvlText w:val=""/>
+      <w:lvlJc w:val="left"/>
+      <w:pPr>
+        <w:ind w:left="6120" w:hanging="360"/>
+      </w:pPr>
+      <w:rPr>
+        <w:rFonts w:ascii="Symbol" w:hAnsi="Symbol" w:hint="default"/>
+      </w:rPr>
+    </w:lvl>
+    <w:lvl w:ilvl="7" w:tplc="04090003" w:tentative="1">
+      <w:start w:val="1"/>
+      <w:numFmt w:val="bullet"/>
+      <w:lvlText w:val="o"/>
+      <w:lvlJc w:val="left"/>
+      <w:pPr>
+        <w:ind w:left="6840" w:hanging="360"/>
+      </w:pPr>
+      <w:rPr>
+        <w:rFonts w:ascii="Courier New" w:hAnsi="Courier New" w:cs="Courier New" w:hint="default"/>
+      </w:rPr>
+    </w:lvl>
+    <w:lvl w:ilvl="8" w:tplc="04090005" w:tentative="1">
+      <w:start w:val="1"/>
+      <w:numFmt w:val="bullet"/>
+      <w:lvlText w:val=""/>
+      <w:lvlJc w:val="left"/>
+      <w:pPr>
+        <w:ind w:left="7560" w:hanging="360"/>
+      </w:pPr>
+      <w:rPr>
+        <w:rFonts w:ascii="Wingdings" w:hAnsi="Wingdings" w:hint="default"/>
+      </w:rPr>
+    </w:lvl>
+  </w:abstractNum>
+  <w:abstractNum w:abstractNumId="95" w15:restartNumberingAfterBreak="0">
     <w:nsid w:val="47FB3070"/>
     <w:multiLevelType w:val="hybridMultilevel"/>
     <w:tmpl w:val="E412307A"/>
@@ -62652,7 +63280,7 @@
       </w:pPr>
     </w:lvl>
   </w:abstractNum>
-  <w:abstractNum w:abstractNumId="92" w15:restartNumberingAfterBreak="0">
+  <w:abstractNum w:abstractNumId="96" w15:restartNumberingAfterBreak="0">
     <w:nsid w:val="492A1CE3"/>
     <w:multiLevelType w:val="hybridMultilevel"/>
     <w:tmpl w:val="AFC0D994"/>
@@ -62738,7 +63366,7 @@
       </w:pPr>
     </w:lvl>
   </w:abstractNum>
-  <w:abstractNum w:abstractNumId="93" w15:restartNumberingAfterBreak="0">
+  <w:abstractNum w:abstractNumId="97" w15:restartNumberingAfterBreak="0">
     <w:nsid w:val="497E32D5"/>
     <w:multiLevelType w:val="hybridMultilevel"/>
     <w:tmpl w:val="C3E6FB60"/>
@@ -62824,7 +63452,7 @@
       </w:pPr>
     </w:lvl>
   </w:abstractNum>
-  <w:abstractNum w:abstractNumId="94" w15:restartNumberingAfterBreak="0">
+  <w:abstractNum w:abstractNumId="98" w15:restartNumberingAfterBreak="0">
     <w:nsid w:val="4ECF2092"/>
     <w:multiLevelType w:val="hybridMultilevel"/>
     <w:tmpl w:val="E86C1068"/>
@@ -62915,7 +63543,7 @@
       </w:pPr>
     </w:lvl>
   </w:abstractNum>
-  <w:abstractNum w:abstractNumId="95" w15:restartNumberingAfterBreak="0">
+  <w:abstractNum w:abstractNumId="99" w15:restartNumberingAfterBreak="0">
     <w:nsid w:val="4ED74644"/>
     <w:multiLevelType w:val="hybridMultilevel"/>
     <w:tmpl w:val="B10211FA"/>
@@ -63001,7 +63629,7 @@
       </w:pPr>
     </w:lvl>
   </w:abstractNum>
-  <w:abstractNum w:abstractNumId="96" w15:restartNumberingAfterBreak="0">
+  <w:abstractNum w:abstractNumId="100" w15:restartNumberingAfterBreak="0">
     <w:nsid w:val="4F326C2E"/>
     <w:multiLevelType w:val="hybridMultilevel"/>
     <w:tmpl w:val="FFB0D0EE"/>
@@ -63087,7 +63715,7 @@
       </w:pPr>
     </w:lvl>
   </w:abstractNum>
-  <w:abstractNum w:abstractNumId="97" w15:restartNumberingAfterBreak="0">
+  <w:abstractNum w:abstractNumId="101" w15:restartNumberingAfterBreak="0">
     <w:nsid w:val="4F553205"/>
     <w:multiLevelType w:val="hybridMultilevel"/>
     <w:tmpl w:val="C414D7F8"/>
@@ -63178,7 +63806,120 @@
       </w:pPr>
     </w:lvl>
   </w:abstractNum>
-  <w:abstractNum w:abstractNumId="98" w15:restartNumberingAfterBreak="0">
+  <w:abstractNum w:abstractNumId="102" w15:restartNumberingAfterBreak="0">
+    <w:nsid w:val="4FF10554"/>
+    <w:multiLevelType w:val="hybridMultilevel"/>
+    <w:tmpl w:val="49C699EE"/>
+    <w:lvl w:ilvl="0" w:tplc="0409000F">
+      <w:start w:val="1"/>
+      <w:numFmt w:val="decimal"/>
+      <w:lvlText w:val="%1."/>
+      <w:lvlJc w:val="left"/>
+      <w:pPr>
+        <w:ind w:left="2520" w:hanging="360"/>
+      </w:pPr>
+      <w:rPr>
+        <w:rFonts w:hint="default"/>
+      </w:rPr>
+    </w:lvl>
+    <w:lvl w:ilvl="1" w:tplc="FFFFFFFF" w:tentative="1">
+      <w:start w:val="1"/>
+      <w:numFmt w:val="bullet"/>
+      <w:lvlText w:val="o"/>
+      <w:lvlJc w:val="left"/>
+      <w:pPr>
+        <w:ind w:left="3240" w:hanging="360"/>
+      </w:pPr>
+      <w:rPr>
+        <w:rFonts w:ascii="Courier New" w:hAnsi="Courier New" w:cs="Courier New" w:hint="default"/>
+      </w:rPr>
+    </w:lvl>
+    <w:lvl w:ilvl="2" w:tplc="FFFFFFFF" w:tentative="1">
+      <w:start w:val="1"/>
+      <w:numFmt w:val="bullet"/>
+      <w:lvlText w:val=""/>
+      <w:lvlJc w:val="left"/>
+      <w:pPr>
+        <w:ind w:left="3960" w:hanging="360"/>
+      </w:pPr>
+      <w:rPr>
+        <w:rFonts w:ascii="Wingdings" w:hAnsi="Wingdings" w:hint="default"/>
+      </w:rPr>
+    </w:lvl>
+    <w:lvl w:ilvl="3" w:tplc="FFFFFFFF" w:tentative="1">
+      <w:start w:val="1"/>
+      <w:numFmt w:val="bullet"/>
+      <w:lvlText w:val=""/>
+      <w:lvlJc w:val="left"/>
+      <w:pPr>
+        <w:ind w:left="4680" w:hanging="360"/>
+      </w:pPr>
+      <w:rPr>
+        <w:rFonts w:ascii="Symbol" w:hAnsi="Symbol" w:hint="default"/>
+      </w:rPr>
+    </w:lvl>
+    <w:lvl w:ilvl="4" w:tplc="FFFFFFFF" w:tentative="1">
+      <w:start w:val="1"/>
+      <w:numFmt w:val="bullet"/>
+      <w:lvlText w:val="o"/>
+      <w:lvlJc w:val="left"/>
+      <w:pPr>
+        <w:ind w:left="5400" w:hanging="360"/>
+      </w:pPr>
+      <w:rPr>
+        <w:rFonts w:ascii="Courier New" w:hAnsi="Courier New" w:cs="Courier New" w:hint="default"/>
+      </w:rPr>
+    </w:lvl>
+    <w:lvl w:ilvl="5" w:tplc="FFFFFFFF" w:tentative="1">
+      <w:start w:val="1"/>
+      <w:numFmt w:val="bullet"/>
+      <w:lvlText w:val=""/>
+      <w:lvlJc w:val="left"/>
+      <w:pPr>
+        <w:ind w:left="6120" w:hanging="360"/>
+      </w:pPr>
+      <w:rPr>
+        <w:rFonts w:ascii="Wingdings" w:hAnsi="Wingdings" w:hint="default"/>
+      </w:rPr>
+    </w:lvl>
+    <w:lvl w:ilvl="6" w:tplc="FFFFFFFF" w:tentative="1">
+      <w:start w:val="1"/>
+      <w:numFmt w:val="bullet"/>
+      <w:lvlText w:val=""/>
+      <w:lvlJc w:val="left"/>
+      <w:pPr>
+        <w:ind w:left="6840" w:hanging="360"/>
+      </w:pPr>
+      <w:rPr>
+        <w:rFonts w:ascii="Symbol" w:hAnsi="Symbol" w:hint="default"/>
+      </w:rPr>
+    </w:lvl>
+    <w:lvl w:ilvl="7" w:tplc="FFFFFFFF" w:tentative="1">
+      <w:start w:val="1"/>
+      <w:numFmt w:val="bullet"/>
+      <w:lvlText w:val="o"/>
+      <w:lvlJc w:val="left"/>
+      <w:pPr>
+        <w:ind w:left="7560" w:hanging="360"/>
+      </w:pPr>
+      <w:rPr>
+        <w:rFonts w:ascii="Courier New" w:hAnsi="Courier New" w:cs="Courier New" w:hint="default"/>
+      </w:rPr>
+    </w:lvl>
+    <w:lvl w:ilvl="8" w:tplc="FFFFFFFF" w:tentative="1">
+      <w:start w:val="1"/>
+      <w:numFmt w:val="bullet"/>
+      <w:lvlText w:val=""/>
+      <w:lvlJc w:val="left"/>
+      <w:pPr>
+        <w:ind w:left="8280" w:hanging="360"/>
+      </w:pPr>
+      <w:rPr>
+        <w:rFonts w:ascii="Wingdings" w:hAnsi="Wingdings" w:hint="default"/>
+      </w:rPr>
+    </w:lvl>
+  </w:abstractNum>
+  <w:abstractNum w:abstractNumId="103" w15:restartNumberingAfterBreak="0">
     <w:nsid w:val="506D29AD"/>
     <w:multiLevelType w:val="hybridMultilevel"/>
     <w:tmpl w:val="E5A21AF6"/>
@@ -63291,7 +64032,7 @@
       </w:rPr>
     </w:lvl>
   </w:abstractNum>
-  <w:abstractNum w:abstractNumId="99" w15:restartNumberingAfterBreak="0">
+  <w:abstractNum w:abstractNumId="104" w15:restartNumberingAfterBreak="0">
     <w:nsid w:val="50773292"/>
     <w:multiLevelType w:val="hybridMultilevel"/>
     <w:tmpl w:val="28362234"/>
@@ -63377,7 +64118,7 @@
       </w:pPr>
     </w:lvl>
   </w:abstractNum>
-  <w:abstractNum w:abstractNumId="100" w15:restartNumberingAfterBreak="0">
+  <w:abstractNum w:abstractNumId="105" w15:restartNumberingAfterBreak="0">
     <w:nsid w:val="515A2859"/>
     <w:multiLevelType w:val="hybridMultilevel"/>
     <w:tmpl w:val="E45077D0"/>
@@ -63469,7 +64210,7 @@
       </w:pPr>
     </w:lvl>
   </w:abstractNum>
-  <w:abstractNum w:abstractNumId="101" w15:restartNumberingAfterBreak="0">
+  <w:abstractNum w:abstractNumId="106" w15:restartNumberingAfterBreak="0">
     <w:nsid w:val="516A289B"/>
     <w:multiLevelType w:val="multilevel"/>
     <w:tmpl w:val="4950DC88"/>
@@ -63565,7 +64306,120 @@
       </w:pPr>
     </w:lvl>
   </w:abstractNum>
-  <w:abstractNum w:abstractNumId="102" w15:restartNumberingAfterBreak="0">
+  <w:abstractNum w:abstractNumId="107" w15:restartNumberingAfterBreak="0">
+    <w:nsid w:val="52572549"/>
+    <w:multiLevelType w:val="hybridMultilevel"/>
+    <w:tmpl w:val="514660A4"/>
+    <w:lvl w:ilvl="0" w:tplc="04090001">
+      <w:start w:val="1"/>
+      <w:numFmt w:val="bullet"/>
+      <w:lvlText w:val=""/>
+      <w:lvlJc w:val="left"/>
+      <w:pPr>
+        <w:ind w:left="360" w:hanging="360"/>
+      </w:pPr>
+      <w:rPr>
+        <w:rFonts w:ascii="Symbol" w:hAnsi="Symbol" w:hint="default"/>
+      </w:rPr>
+    </w:lvl>
+    <w:lvl w:ilvl="1" w:tplc="04090003" w:tentative="1">
+      <w:start w:val="1"/>
+      <w:numFmt w:val="bullet"/>
+      <w:lvlText w:val="o"/>
+      <w:lvlJc w:val="left"/>
+      <w:pPr>
+        <w:ind w:left="1080" w:hanging="360"/>
+      </w:pPr>
+      <w:rPr>
+        <w:rFonts w:ascii="Courier New" w:hAnsi="Courier New" w:cs="Courier New" w:hint="default"/>
+      </w:rPr>
+    </w:lvl>
+    <w:lvl w:ilvl="2" w:tplc="04090005" w:tentative="1">
+      <w:start w:val="1"/>
+      <w:numFmt w:val="bullet"/>
+      <w:lvlText w:val=""/>
+      <w:lvlJc w:val="left"/>
+      <w:pPr>
+        <w:ind w:left="1800" w:hanging="360"/>
+      </w:pPr>
+      <w:rPr>
+        <w:rFonts w:ascii="Wingdings" w:hAnsi="Wingdings" w:hint="default"/>
+      </w:rPr>
+    </w:lvl>
+    <w:lvl w:ilvl="3" w:tplc="04090001" w:tentative="1">
+      <w:start w:val="1"/>
+      <w:numFmt w:val="bullet"/>
+      <w:lvlText w:val=""/>
+      <w:lvlJc w:val="left"/>
+      <w:pPr>
+        <w:ind w:left="2520" w:hanging="360"/>
+      </w:pPr>
+      <w:rPr>
+        <w:rFonts w:ascii="Symbol" w:hAnsi="Symbol" w:hint="default"/>
+      </w:rPr>
+    </w:lvl>
+    <w:lvl w:ilvl="4" w:tplc="04090003" w:tentative="1">
+      <w:start w:val="1"/>
+      <w:numFmt w:val="bullet"/>
+      <w:lvlText w:val="o"/>
+      <w:lvlJc w:val="left"/>
+      <w:pPr>
+        <w:ind w:left="3240" w:hanging="360"/>
+      </w:pPr>
+      <w:rPr>
+        <w:rFonts w:ascii="Courier New" w:hAnsi="Courier New" w:cs="Courier New" w:hint="default"/>
+      </w:rPr>
+    </w:lvl>
+    <w:lvl w:ilvl="5" w:tplc="04090005" w:tentative="1">
+      <w:start w:val="1"/>
+      <w:numFmt w:val="bullet"/>
+      <w:lvlText w:val=""/>
+      <w:lvlJc w:val="left"/>
+      <w:pPr>
+        <w:ind w:left="3960" w:hanging="360"/>
+      </w:pPr>
+      <w:rPr>
+        <w:rFonts w:ascii="Wingdings" w:hAnsi="Wingdings" w:hint="default"/>
+      </w:rPr>
+    </w:lvl>
+    <w:lvl w:ilvl="6" w:tplc="04090001" w:tentative="1">
+      <w:start w:val="1"/>
+      <w:numFmt w:val="bullet"/>
+      <w:lvlText w:val=""/>
+      <w:lvlJc w:val="left"/>
+      <w:pPr>
+        <w:ind w:left="4680" w:hanging="360"/>
+      </w:pPr>
+      <w:rPr>
+        <w:rFonts w:ascii="Symbol" w:hAnsi="Symbol" w:hint="default"/>
+      </w:rPr>
+    </w:lvl>
+    <w:lvl w:ilvl="7" w:tplc="04090003" w:tentative="1">
+      <w:start w:val="1"/>
+      <w:numFmt w:val="bullet"/>
+      <w:lvlText w:val="o"/>
+      <w:lvlJc w:val="left"/>
+      <w:pPr>
+        <w:ind w:left="5400" w:hanging="360"/>
+      </w:pPr>
+      <w:rPr>
+        <w:rFonts w:ascii="Courier New" w:hAnsi="Courier New" w:cs="Courier New" w:hint="default"/>
+      </w:rPr>
+    </w:lvl>
+    <w:lvl w:ilvl="8" w:tplc="04090005" w:tentative="1">
+      <w:start w:val="1"/>
+      <w:numFmt w:val="bullet"/>
+      <w:lvlText w:val=""/>
+      <w:lvlJc w:val="left"/>
+      <w:pPr>
+        <w:ind w:left="6120" w:hanging="360"/>
+      </w:pPr>
+      <w:rPr>
+        <w:rFonts w:ascii="Wingdings" w:hAnsi="Wingdings" w:hint="default"/>
+      </w:rPr>
+    </w:lvl>
+  </w:abstractNum>
+  <w:abstractNum w:abstractNumId="108" w15:restartNumberingAfterBreak="0">
     <w:nsid w:val="52A13E89"/>
     <w:multiLevelType w:val="hybridMultilevel"/>
     <w:tmpl w:val="600AF75E"/>
@@ -63656,7 +64510,7 @@
       </w:pPr>
     </w:lvl>
   </w:abstractNum>
-  <w:abstractNum w:abstractNumId="103" w15:restartNumberingAfterBreak="0">
+  <w:abstractNum w:abstractNumId="109" w15:restartNumberingAfterBreak="0">
     <w:nsid w:val="533E375D"/>
     <w:multiLevelType w:val="hybridMultilevel"/>
     <w:tmpl w:val="47A8816C"/>
@@ -63769,7 +64623,7 @@
       </w:rPr>
     </w:lvl>
   </w:abstractNum>
-  <w:abstractNum w:abstractNumId="104" w15:restartNumberingAfterBreak="0">
+  <w:abstractNum w:abstractNumId="110" w15:restartNumberingAfterBreak="0">
     <w:nsid w:val="536C241A"/>
     <w:multiLevelType w:val="hybridMultilevel"/>
     <w:tmpl w:val="487C4DC6"/>
@@ -63855,7 +64709,7 @@
       </w:pPr>
     </w:lvl>
   </w:abstractNum>
-  <w:abstractNum w:abstractNumId="105" w15:restartNumberingAfterBreak="0">
+  <w:abstractNum w:abstractNumId="111" w15:restartNumberingAfterBreak="0">
     <w:nsid w:val="56E30585"/>
     <w:multiLevelType w:val="hybridMultilevel"/>
     <w:tmpl w:val="BA1678AE"/>
@@ -63946,7 +64800,7 @@
       </w:pPr>
     </w:lvl>
   </w:abstractNum>
-  <w:abstractNum w:abstractNumId="106" w15:restartNumberingAfterBreak="0">
+  <w:abstractNum w:abstractNumId="112" w15:restartNumberingAfterBreak="0">
     <w:nsid w:val="58087BEE"/>
     <w:multiLevelType w:val="hybridMultilevel"/>
     <w:tmpl w:val="3E361666"/>
@@ -64032,7 +64886,7 @@
       </w:pPr>
     </w:lvl>
   </w:abstractNum>
-  <w:abstractNum w:abstractNumId="107" w15:restartNumberingAfterBreak="0">
+  <w:abstractNum w:abstractNumId="113" w15:restartNumberingAfterBreak="0">
     <w:nsid w:val="58212FFA"/>
     <w:multiLevelType w:val="hybridMultilevel"/>
     <w:tmpl w:val="53F669D8"/>
@@ -64148,7 +65002,7 @@
       </w:rPr>
     </w:lvl>
   </w:abstractNum>
-  <w:abstractNum w:abstractNumId="108" w15:restartNumberingAfterBreak="0">
+  <w:abstractNum w:abstractNumId="114" w15:restartNumberingAfterBreak="0">
     <w:nsid w:val="58697A05"/>
     <w:multiLevelType w:val="hybridMultilevel"/>
     <w:tmpl w:val="A870671E"/>
@@ -64234,7 +65088,7 @@
       </w:pPr>
     </w:lvl>
   </w:abstractNum>
-  <w:abstractNum w:abstractNumId="109" w15:restartNumberingAfterBreak="0">
+  <w:abstractNum w:abstractNumId="115" w15:restartNumberingAfterBreak="0">
     <w:nsid w:val="592067E6"/>
     <w:multiLevelType w:val="hybridMultilevel"/>
     <w:tmpl w:val="695C5F5C"/>
@@ -64320,7 +65174,7 @@
       </w:pPr>
     </w:lvl>
   </w:abstractNum>
-  <w:abstractNum w:abstractNumId="110" w15:restartNumberingAfterBreak="0">
+  <w:abstractNum w:abstractNumId="116" w15:restartNumberingAfterBreak="0">
     <w:nsid w:val="5A1B1804"/>
     <w:multiLevelType w:val="hybridMultilevel"/>
     <w:tmpl w:val="EA2AD03E"/>
@@ -64406,7 +65260,7 @@
       </w:pPr>
     </w:lvl>
   </w:abstractNum>
-  <w:abstractNum w:abstractNumId="111" w15:restartNumberingAfterBreak="0">
+  <w:abstractNum w:abstractNumId="117" w15:restartNumberingAfterBreak="0">
     <w:nsid w:val="5A2803CD"/>
     <w:multiLevelType w:val="hybridMultilevel"/>
     <w:tmpl w:val="21949E22"/>
@@ -64519,7 +65373,7 @@
       </w:rPr>
     </w:lvl>
   </w:abstractNum>
-  <w:abstractNum w:abstractNumId="112" w15:restartNumberingAfterBreak="0">
+  <w:abstractNum w:abstractNumId="118" w15:restartNumberingAfterBreak="0">
     <w:nsid w:val="5A4E1C57"/>
     <w:multiLevelType w:val="hybridMultilevel"/>
     <w:tmpl w:val="EA80DA4E"/>
@@ -64605,7 +65459,7 @@
       </w:pPr>
     </w:lvl>
   </w:abstractNum>
-  <w:abstractNum w:abstractNumId="113" w15:restartNumberingAfterBreak="0">
+  <w:abstractNum w:abstractNumId="119" w15:restartNumberingAfterBreak="0">
     <w:nsid w:val="5AC869B0"/>
     <w:multiLevelType w:val="hybridMultilevel"/>
     <w:tmpl w:val="B66CFAA8"/>
@@ -64691,7 +65545,7 @@
       </w:pPr>
     </w:lvl>
   </w:abstractNum>
-  <w:abstractNum w:abstractNumId="114" w15:restartNumberingAfterBreak="0">
+  <w:abstractNum w:abstractNumId="120" w15:restartNumberingAfterBreak="0">
     <w:nsid w:val="5B2B5633"/>
     <w:multiLevelType w:val="hybridMultilevel"/>
     <w:tmpl w:val="A68CCB90"/>
@@ -64777,7 +65631,7 @@
       </w:pPr>
     </w:lvl>
   </w:abstractNum>
-  <w:abstractNum w:abstractNumId="115" w15:restartNumberingAfterBreak="0">
+  <w:abstractNum w:abstractNumId="121" w15:restartNumberingAfterBreak="0">
     <w:nsid w:val="5B9703DD"/>
     <w:multiLevelType w:val="multilevel"/>
     <w:tmpl w:val="8604EA02"/>
@@ -64922,7 +65776,7 @@
       </w:rPr>
     </w:lvl>
   </w:abstractNum>
-  <w:abstractNum w:abstractNumId="116" w15:restartNumberingAfterBreak="0">
+  <w:abstractNum w:abstractNumId="122" w15:restartNumberingAfterBreak="0">
     <w:nsid w:val="5CCA708B"/>
     <w:multiLevelType w:val="hybridMultilevel"/>
     <w:tmpl w:val="9BD0F7BA"/>
@@ -65008,7 +65862,7 @@
       </w:pPr>
     </w:lvl>
   </w:abstractNum>
-  <w:abstractNum w:abstractNumId="117" w15:restartNumberingAfterBreak="0">
+  <w:abstractNum w:abstractNumId="123" w15:restartNumberingAfterBreak="0">
     <w:nsid w:val="5CE46087"/>
     <w:multiLevelType w:val="hybridMultilevel"/>
     <w:tmpl w:val="0222218A"/>
@@ -65099,7 +65953,7 @@
       </w:pPr>
     </w:lvl>
   </w:abstractNum>
-  <w:abstractNum w:abstractNumId="118" w15:restartNumberingAfterBreak="0">
+  <w:abstractNum w:abstractNumId="124" w15:restartNumberingAfterBreak="0">
     <w:nsid w:val="5D6D704F"/>
     <w:multiLevelType w:val="hybridMultilevel"/>
     <w:tmpl w:val="B4E091E2"/>
@@ -65185,7 +66039,7 @@
       </w:pPr>
     </w:lvl>
   </w:abstractNum>
-  <w:abstractNum w:abstractNumId="119" w15:restartNumberingAfterBreak="0">
+  <w:abstractNum w:abstractNumId="125" w15:restartNumberingAfterBreak="0">
     <w:nsid w:val="5DA54C2E"/>
     <w:multiLevelType w:val="hybridMultilevel"/>
     <w:tmpl w:val="AD820774"/>
@@ -65276,7 +66130,7 @@
       </w:pPr>
     </w:lvl>
   </w:abstractNum>
-  <w:abstractNum w:abstractNumId="120" w15:restartNumberingAfterBreak="0">
+  <w:abstractNum w:abstractNumId="126" w15:restartNumberingAfterBreak="0">
     <w:nsid w:val="5E651276"/>
     <w:multiLevelType w:val="hybridMultilevel"/>
     <w:tmpl w:val="CA7EB790"/>
@@ -65362,7 +66216,7 @@
       </w:pPr>
     </w:lvl>
   </w:abstractNum>
-  <w:abstractNum w:abstractNumId="121" w15:restartNumberingAfterBreak="0">
+  <w:abstractNum w:abstractNumId="127" w15:restartNumberingAfterBreak="0">
     <w:nsid w:val="5F7D12A7"/>
     <w:multiLevelType w:val="hybridMultilevel"/>
     <w:tmpl w:val="693EC572"/>
@@ -65448,7 +66302,7 @@
       </w:pPr>
     </w:lvl>
   </w:abstractNum>
-  <w:abstractNum w:abstractNumId="122" w15:restartNumberingAfterBreak="0">
+  <w:abstractNum w:abstractNumId="128" w15:restartNumberingAfterBreak="0">
     <w:nsid w:val="618A308E"/>
     <w:multiLevelType w:val="hybridMultilevel"/>
     <w:tmpl w:val="2C74B41C"/>
@@ -65539,7 +66393,7 @@
       </w:pPr>
     </w:lvl>
   </w:abstractNum>
-  <w:abstractNum w:abstractNumId="123" w15:restartNumberingAfterBreak="0">
+  <w:abstractNum w:abstractNumId="129" w15:restartNumberingAfterBreak="0">
     <w:nsid w:val="62582662"/>
     <w:multiLevelType w:val="hybridMultilevel"/>
     <w:tmpl w:val="6AD6F8F0"/>
@@ -65629,7 +66483,7 @@
       </w:pPr>
     </w:lvl>
   </w:abstractNum>
-  <w:abstractNum w:abstractNumId="124" w15:restartNumberingAfterBreak="0">
+  <w:abstractNum w:abstractNumId="130" w15:restartNumberingAfterBreak="0">
     <w:nsid w:val="63C71D2A"/>
     <w:multiLevelType w:val="hybridMultilevel"/>
     <w:tmpl w:val="1D2EC0C6"/>
@@ -65715,7 +66569,7 @@
       </w:pPr>
     </w:lvl>
   </w:abstractNum>
-  <w:abstractNum w:abstractNumId="125" w15:restartNumberingAfterBreak="0">
+  <w:abstractNum w:abstractNumId="131" w15:restartNumberingAfterBreak="0">
     <w:nsid w:val="64C363BE"/>
     <w:multiLevelType w:val="hybridMultilevel"/>
     <w:tmpl w:val="59DA8420"/>
@@ -65801,7 +66655,7 @@
       </w:pPr>
     </w:lvl>
   </w:abstractNum>
-  <w:abstractNum w:abstractNumId="126" w15:restartNumberingAfterBreak="0">
+  <w:abstractNum w:abstractNumId="132" w15:restartNumberingAfterBreak="0">
     <w:nsid w:val="652516BE"/>
     <w:multiLevelType w:val="hybridMultilevel"/>
     <w:tmpl w:val="79F897A2"/>
@@ -65887,7 +66741,7 @@
       </w:pPr>
     </w:lvl>
   </w:abstractNum>
-  <w:abstractNum w:abstractNumId="127" w15:restartNumberingAfterBreak="0">
+  <w:abstractNum w:abstractNumId="133" w15:restartNumberingAfterBreak="0">
     <w:nsid w:val="666D323D"/>
     <w:multiLevelType w:val="hybridMultilevel"/>
     <w:tmpl w:val="F51A825C"/>
@@ -65976,7 +66830,7 @@
       </w:pPr>
     </w:lvl>
   </w:abstractNum>
-  <w:abstractNum w:abstractNumId="128" w15:restartNumberingAfterBreak="0">
+  <w:abstractNum w:abstractNumId="134" w15:restartNumberingAfterBreak="0">
     <w:nsid w:val="68DC7BD4"/>
     <w:multiLevelType w:val="hybridMultilevel"/>
     <w:tmpl w:val="9CA04936"/>
@@ -66062,7 +66916,7 @@
       </w:pPr>
     </w:lvl>
   </w:abstractNum>
-  <w:abstractNum w:abstractNumId="129" w15:restartNumberingAfterBreak="0">
+  <w:abstractNum w:abstractNumId="135" w15:restartNumberingAfterBreak="0">
     <w:nsid w:val="68F14258"/>
     <w:multiLevelType w:val="hybridMultilevel"/>
     <w:tmpl w:val="D7929D04"/>
@@ -66153,7 +67007,7 @@
       </w:pPr>
     </w:lvl>
   </w:abstractNum>
-  <w:abstractNum w:abstractNumId="130" w15:restartNumberingAfterBreak="0">
+  <w:abstractNum w:abstractNumId="136" w15:restartNumberingAfterBreak="0">
     <w:nsid w:val="69C338CB"/>
     <w:multiLevelType w:val="hybridMultilevel"/>
     <w:tmpl w:val="23221A44"/>
@@ -66239,7 +67093,7 @@
       </w:pPr>
     </w:lvl>
   </w:abstractNum>
-  <w:abstractNum w:abstractNumId="131" w15:restartNumberingAfterBreak="0">
+  <w:abstractNum w:abstractNumId="137" w15:restartNumberingAfterBreak="0">
     <w:nsid w:val="69C62360"/>
     <w:multiLevelType w:val="hybridMultilevel"/>
     <w:tmpl w:val="9B1898F8"/>
@@ -66328,7 +67182,7 @@
       </w:pPr>
     </w:lvl>
   </w:abstractNum>
-  <w:abstractNum w:abstractNumId="132" w15:restartNumberingAfterBreak="0">
+  <w:abstractNum w:abstractNumId="138" w15:restartNumberingAfterBreak="0">
     <w:nsid w:val="6AD955B9"/>
     <w:multiLevelType w:val="hybridMultilevel"/>
     <w:tmpl w:val="846A5C14"/>
@@ -66414,7 +67268,7 @@
       </w:pPr>
     </w:lvl>
   </w:abstractNum>
-  <w:abstractNum w:abstractNumId="133" w15:restartNumberingAfterBreak="0">
+  <w:abstractNum w:abstractNumId="139" w15:restartNumberingAfterBreak="0">
     <w:nsid w:val="6B08653E"/>
     <w:multiLevelType w:val="hybridMultilevel"/>
     <w:tmpl w:val="6B168F60"/>
@@ -66500,7 +67354,7 @@
       </w:pPr>
     </w:lvl>
   </w:abstractNum>
-  <w:abstractNum w:abstractNumId="134" w15:restartNumberingAfterBreak="0">
+  <w:abstractNum w:abstractNumId="140" w15:restartNumberingAfterBreak="0">
     <w:nsid w:val="6B8F0BDA"/>
     <w:multiLevelType w:val="hybridMultilevel"/>
     <w:tmpl w:val="2C74B41C"/>
@@ -66591,7 +67445,7 @@
       </w:pPr>
     </w:lvl>
   </w:abstractNum>
-  <w:abstractNum w:abstractNumId="135" w15:restartNumberingAfterBreak="0">
+  <w:abstractNum w:abstractNumId="141" w15:restartNumberingAfterBreak="0">
     <w:nsid w:val="6C070685"/>
     <w:multiLevelType w:val="hybridMultilevel"/>
     <w:tmpl w:val="367697F2"/>
@@ -66683,7 +67537,7 @@
       </w:pPr>
     </w:lvl>
   </w:abstractNum>
-  <w:abstractNum w:abstractNumId="136" w15:restartNumberingAfterBreak="0">
+  <w:abstractNum w:abstractNumId="142" w15:restartNumberingAfterBreak="0">
     <w:nsid w:val="6C2B0215"/>
     <w:multiLevelType w:val="hybridMultilevel"/>
     <w:tmpl w:val="FDF09A50"/>
@@ -66774,7 +67628,7 @@
       </w:pPr>
     </w:lvl>
   </w:abstractNum>
-  <w:abstractNum w:abstractNumId="137" w15:restartNumberingAfterBreak="0">
+  <w:abstractNum w:abstractNumId="143" w15:restartNumberingAfterBreak="0">
     <w:nsid w:val="6C327D23"/>
     <w:multiLevelType w:val="hybridMultilevel"/>
     <w:tmpl w:val="9CAE40D0"/>
@@ -66864,7 +67718,7 @@
       </w:pPr>
     </w:lvl>
   </w:abstractNum>
-  <w:abstractNum w:abstractNumId="138" w15:restartNumberingAfterBreak="0">
+  <w:abstractNum w:abstractNumId="144" w15:restartNumberingAfterBreak="0">
     <w:nsid w:val="6CF542AC"/>
     <w:multiLevelType w:val="hybridMultilevel"/>
     <w:tmpl w:val="1BD65E6A"/>
@@ -66950,7 +67804,7 @@
       </w:pPr>
     </w:lvl>
   </w:abstractNum>
-  <w:abstractNum w:abstractNumId="139" w15:restartNumberingAfterBreak="0">
+  <w:abstractNum w:abstractNumId="145" w15:restartNumberingAfterBreak="0">
     <w:nsid w:val="6D506DEA"/>
     <w:multiLevelType w:val="hybridMultilevel"/>
     <w:tmpl w:val="7DAEDEEE"/>
@@ -67039,7 +67893,7 @@
       </w:pPr>
     </w:lvl>
   </w:abstractNum>
-  <w:abstractNum w:abstractNumId="140" w15:restartNumberingAfterBreak="0">
+  <w:abstractNum w:abstractNumId="146" w15:restartNumberingAfterBreak="0">
     <w:nsid w:val="6DFB08B4"/>
     <w:multiLevelType w:val="hybridMultilevel"/>
     <w:tmpl w:val="147E9DBC"/>
@@ -67152,7 +68006,7 @@
       </w:rPr>
     </w:lvl>
   </w:abstractNum>
-  <w:abstractNum w:abstractNumId="141" w15:restartNumberingAfterBreak="0">
+  <w:abstractNum w:abstractNumId="147" w15:restartNumberingAfterBreak="0">
     <w:nsid w:val="6FDE7052"/>
     <w:multiLevelType w:val="hybridMultilevel"/>
     <w:tmpl w:val="9F54DD88"/>
@@ -67238,7 +68092,7 @@
       </w:pPr>
     </w:lvl>
   </w:abstractNum>
-  <w:abstractNum w:abstractNumId="142" w15:restartNumberingAfterBreak="0">
+  <w:abstractNum w:abstractNumId="148" w15:restartNumberingAfterBreak="0">
     <w:nsid w:val="70537FD6"/>
     <w:multiLevelType w:val="hybridMultilevel"/>
     <w:tmpl w:val="26A624A0"/>
@@ -67324,7 +68178,7 @@
       </w:pPr>
     </w:lvl>
   </w:abstractNum>
-  <w:abstractNum w:abstractNumId="143" w15:restartNumberingAfterBreak="0">
+  <w:abstractNum w:abstractNumId="149" w15:restartNumberingAfterBreak="0">
     <w:nsid w:val="71744204"/>
     <w:multiLevelType w:val="hybridMultilevel"/>
     <w:tmpl w:val="9EBC102A"/>
@@ -67437,7 +68291,7 @@
       </w:rPr>
     </w:lvl>
   </w:abstractNum>
-  <w:abstractNum w:abstractNumId="144" w15:restartNumberingAfterBreak="0">
+  <w:abstractNum w:abstractNumId="150" w15:restartNumberingAfterBreak="0">
     <w:nsid w:val="7181335F"/>
     <w:multiLevelType w:val="hybridMultilevel"/>
     <w:tmpl w:val="24680190"/>
@@ -67523,7 +68377,7 @@
       </w:pPr>
     </w:lvl>
   </w:abstractNum>
-  <w:abstractNum w:abstractNumId="145" w15:restartNumberingAfterBreak="0">
+  <w:abstractNum w:abstractNumId="151" w15:restartNumberingAfterBreak="0">
     <w:nsid w:val="72A45BA4"/>
     <w:multiLevelType w:val="hybridMultilevel"/>
     <w:tmpl w:val="EE889926"/>
@@ -67609,7 +68463,7 @@
       </w:pPr>
     </w:lvl>
   </w:abstractNum>
-  <w:abstractNum w:abstractNumId="146" w15:restartNumberingAfterBreak="0">
+  <w:abstractNum w:abstractNumId="152" w15:restartNumberingAfterBreak="0">
     <w:nsid w:val="735F55E2"/>
     <w:multiLevelType w:val="hybridMultilevel"/>
     <w:tmpl w:val="2D94FD40"/>
@@ -67695,7 +68549,7 @@
       </w:pPr>
     </w:lvl>
   </w:abstractNum>
-  <w:abstractNum w:abstractNumId="147" w15:restartNumberingAfterBreak="0">
+  <w:abstractNum w:abstractNumId="153" w15:restartNumberingAfterBreak="0">
     <w:nsid w:val="73B95846"/>
     <w:multiLevelType w:val="hybridMultilevel"/>
     <w:tmpl w:val="8D78CAA2"/>
@@ -67781,7 +68635,7 @@
       </w:pPr>
     </w:lvl>
   </w:abstractNum>
-  <w:abstractNum w:abstractNumId="148" w15:restartNumberingAfterBreak="0">
+  <w:abstractNum w:abstractNumId="154" w15:restartNumberingAfterBreak="0">
     <w:nsid w:val="76015DD4"/>
     <w:multiLevelType w:val="hybridMultilevel"/>
     <w:tmpl w:val="03866BDA"/>
@@ -67873,7 +68727,7 @@
       </w:pPr>
     </w:lvl>
   </w:abstractNum>
-  <w:abstractNum w:abstractNumId="149" w15:restartNumberingAfterBreak="0">
+  <w:abstractNum w:abstractNumId="155" w15:restartNumberingAfterBreak="0">
     <w:nsid w:val="76322187"/>
     <w:multiLevelType w:val="hybridMultilevel"/>
     <w:tmpl w:val="C0B8C52A"/>
@@ -67959,7 +68813,156 @@
       </w:pPr>
     </w:lvl>
   </w:abstractNum>
-  <w:abstractNum w:abstractNumId="150" w15:restartNumberingAfterBreak="0">
+  <w:abstractNum w:abstractNumId="156" w15:restartNumberingAfterBreak="0">
+    <w:nsid w:val="774D225A"/>
+    <w:multiLevelType w:val="multilevel"/>
+    <w:tmpl w:val="107CDA7E"/>
+    <w:lvl w:ilvl="0">
+      <w:start w:val="1"/>
+      <w:numFmt w:val="bullet"/>
+      <w:lvlText w:val=""/>
+      <w:lvlJc w:val="left"/>
+      <w:pPr>
+        <w:tabs>
+          <w:tab w:val="num" w:pos="720"/>
+        </w:tabs>
+        <w:ind w:left="720" w:hanging="360"/>
+      </w:pPr>
+      <w:rPr>
+        <w:rFonts w:ascii="Symbol" w:hAnsi="Symbol" w:hint="default"/>
+        <w:sz w:val="20"/>
+      </w:rPr>
+    </w:lvl>
+    <w:lvl w:ilvl="1" w:tentative="1">
+      <w:start w:val="1"/>
+      <w:numFmt w:val="bullet"/>
+      <w:lvlText w:val="o"/>
+      <w:lvlJc w:val="left"/>
+      <w:pPr>
+        <w:tabs>
+          <w:tab w:val="num" w:pos="1440"/>
+        </w:tabs>
+        <w:ind w:left="1440" w:hanging="360"/>
+      </w:pPr>
+      <w:rPr>
+        <w:rFonts w:ascii="Courier New" w:hAnsi="Courier New" w:hint="default"/>
+        <w:sz w:val="20"/>
+      </w:rPr>
+    </w:lvl>
+    <w:lvl w:ilvl="2" w:tentative="1">
+      <w:start w:val="1"/>
+      <w:numFmt w:val="bullet"/>
+      <w:lvlText w:val=""/>
+      <w:lvlJc w:val="left"/>
+      <w:pPr>
+        <w:tabs>
+          <w:tab w:val="num" w:pos="2160"/>
+        </w:tabs>
+        <w:ind w:left="2160" w:hanging="360"/>
+      </w:pPr>
+      <w:rPr>
+        <w:rFonts w:ascii="Wingdings" w:hAnsi="Wingdings" w:hint="default"/>
+        <w:sz w:val="20"/>
+      </w:rPr>
+    </w:lvl>
+    <w:lvl w:ilvl="3" w:tentative="1">
+      <w:start w:val="1"/>
+      <w:numFmt w:val="bullet"/>
+      <w:lvlText w:val=""/>
+      <w:lvlJc w:val="left"/>
+      <w:pPr>
+        <w:tabs>
+          <w:tab w:val="num" w:pos="2880"/>
+        </w:tabs>
+        <w:ind w:left="2880" w:hanging="360"/>
+      </w:pPr>
+      <w:rPr>
+        <w:rFonts w:ascii="Wingdings" w:hAnsi="Wingdings" w:hint="default"/>
+        <w:sz w:val="20"/>
+      </w:rPr>
+    </w:lvl>
+    <w:lvl w:ilvl="4" w:tentative="1">
+      <w:start w:val="1"/>
+      <w:numFmt w:val="bullet"/>
+      <w:lvlText w:val=""/>
+      <w:lvlJc w:val="left"/>
+      <w:pPr>
+        <w:tabs>
+          <w:tab w:val="num" w:pos="3600"/>
+        </w:tabs>
+        <w:ind w:left="3600" w:hanging="360"/>
+      </w:pPr>
+      <w:rPr>
+        <w:rFonts w:ascii="Wingdings" w:hAnsi="Wingdings" w:hint="default"/>
+        <w:sz w:val="20"/>
+      </w:rPr>
+    </w:lvl>
+    <w:lvl w:ilvl="5" w:tentative="1">
+      <w:start w:val="1"/>
+      <w:numFmt w:val="bullet"/>
+      <w:lvlText w:val=""/>
+      <w:lvlJc w:val="left"/>
+      <w:pPr>
+        <w:tabs>
+          <w:tab w:val="num" w:pos="4320"/>
+        </w:tabs>
+        <w:ind w:left="4320" w:hanging="360"/>
+      </w:pPr>
+      <w:rPr>
+        <w:rFonts w:ascii="Wingdings" w:hAnsi="Wingdings" w:hint="default"/>
+        <w:sz w:val="20"/>
+      </w:rPr>
+    </w:lvl>
+    <w:lvl w:ilvl="6" w:tentative="1">
+      <w:start w:val="1"/>
+      <w:numFmt w:val="bullet"/>
+      <w:lvlText w:val=""/>
+      <w:lvlJc w:val="left"/>
+      <w:pPr>
+        <w:tabs>
+          <w:tab w:val="num" w:pos="5040"/>
+        </w:tabs>
+        <w:ind w:left="5040" w:hanging="360"/>
+      </w:pPr>
+      <w:rPr>
+        <w:rFonts w:ascii="Wingdings" w:hAnsi="Wingdings" w:hint="default"/>
+        <w:sz w:val="20"/>
+      </w:rPr>
+    </w:lvl>
+    <w:lvl w:ilvl="7" w:tentative="1">
+      <w:start w:val="1"/>
+      <w:numFmt w:val="bullet"/>
+      <w:lvlText w:val=""/>
+      <w:lvlJc w:val="left"/>
+      <w:pPr>
+        <w:tabs>
+          <w:tab w:val="num" w:pos="5760"/>
+        </w:tabs>
+        <w:ind w:left="5760" w:hanging="360"/>
+      </w:pPr>
+      <w:rPr>
+        <w:rFonts w:ascii="Wingdings" w:hAnsi="Wingdings" w:hint="default"/>
+        <w:sz w:val="20"/>
+      </w:rPr>
+    </w:lvl>
+    <w:lvl w:ilvl="8" w:tentative="1">
+      <w:start w:val="1"/>
+      <w:numFmt w:val="bullet"/>
+      <w:lvlText w:val=""/>
+      <w:lvlJc w:val="left"/>
+      <w:pPr>
+        <w:tabs>
+          <w:tab w:val="num" w:pos="6480"/>
+        </w:tabs>
+        <w:ind w:left="6480" w:hanging="360"/>
+      </w:pPr>
+      <w:rPr>
+        <w:rFonts w:ascii="Wingdings" w:hAnsi="Wingdings" w:hint="default"/>
+        <w:sz w:val="20"/>
+      </w:rPr>
+    </w:lvl>
+  </w:abstractNum>
+  <w:abstractNum w:abstractNumId="157" w15:restartNumberingAfterBreak="0">
     <w:nsid w:val="77E73B25"/>
     <w:multiLevelType w:val="multilevel"/>
     <w:tmpl w:val="23249DF2"/>
@@ -68108,7 +69111,7 @@
       </w:rPr>
     </w:lvl>
   </w:abstractNum>
-  <w:abstractNum w:abstractNumId="151" w15:restartNumberingAfterBreak="0">
+  <w:abstractNum w:abstractNumId="158" w15:restartNumberingAfterBreak="0">
     <w:nsid w:val="79631412"/>
     <w:multiLevelType w:val="hybridMultilevel"/>
     <w:tmpl w:val="DA266BD2"/>
@@ -68200,7 +69203,7 @@
       </w:pPr>
     </w:lvl>
   </w:abstractNum>
-  <w:abstractNum w:abstractNumId="152" w15:restartNumberingAfterBreak="0">
+  <w:abstractNum w:abstractNumId="159" w15:restartNumberingAfterBreak="0">
     <w:nsid w:val="7A5B3E99"/>
     <w:multiLevelType w:val="hybridMultilevel"/>
     <w:tmpl w:val="72CC6B4A"/>
@@ -68286,7 +69289,7 @@
       </w:pPr>
     </w:lvl>
   </w:abstractNum>
-  <w:abstractNum w:abstractNumId="153" w15:restartNumberingAfterBreak="0">
+  <w:abstractNum w:abstractNumId="160" w15:restartNumberingAfterBreak="0">
     <w:nsid w:val="7A7A6795"/>
     <w:multiLevelType w:val="hybridMultilevel"/>
     <w:tmpl w:val="DF3ED108"/>
@@ -68380,7 +69383,7 @@
       </w:pPr>
     </w:lvl>
   </w:abstractNum>
-  <w:abstractNum w:abstractNumId="154" w15:restartNumberingAfterBreak="0">
+  <w:abstractNum w:abstractNumId="161" w15:restartNumberingAfterBreak="0">
     <w:nsid w:val="7A7E01F7"/>
     <w:multiLevelType w:val="hybridMultilevel"/>
     <w:tmpl w:val="BFFE05AE"/>
@@ -68469,7 +69472,7 @@
       </w:pPr>
     </w:lvl>
   </w:abstractNum>
-  <w:abstractNum w:abstractNumId="155" w15:restartNumberingAfterBreak="0">
+  <w:abstractNum w:abstractNumId="162" w15:restartNumberingAfterBreak="0">
     <w:nsid w:val="7B0705EC"/>
     <w:multiLevelType w:val="hybridMultilevel"/>
     <w:tmpl w:val="EBDCE5F0"/>
@@ -68561,7 +69564,7 @@
       </w:pPr>
     </w:lvl>
   </w:abstractNum>
-  <w:abstractNum w:abstractNumId="156" w15:restartNumberingAfterBreak="0">
+  <w:abstractNum w:abstractNumId="163" w15:restartNumberingAfterBreak="0">
     <w:nsid w:val="7E265923"/>
     <w:multiLevelType w:val="hybridMultilevel"/>
     <w:tmpl w:val="AA947448"/>
@@ -68647,7 +69650,7 @@
       </w:pPr>
     </w:lvl>
   </w:abstractNum>
-  <w:abstractNum w:abstractNumId="157" w15:restartNumberingAfterBreak="0">
+  <w:abstractNum w:abstractNumId="164" w15:restartNumberingAfterBreak="0">
     <w:nsid w:val="7F2F0D57"/>
     <w:multiLevelType w:val="hybridMultilevel"/>
     <w:tmpl w:val="99C46F5A"/>
@@ -68741,7 +69744,7 @@
       </w:pPr>
     </w:lvl>
   </w:abstractNum>
-  <w:abstractNum w:abstractNumId="158" w15:restartNumberingAfterBreak="0">
+  <w:abstractNum w:abstractNumId="165" w15:restartNumberingAfterBreak="0">
     <w:nsid w:val="7FC50AA1"/>
     <w:multiLevelType w:val="hybridMultilevel"/>
     <w:tmpl w:val="D706B338"/>
@@ -68828,85 +69831,85 @@
     </w:lvl>
   </w:abstractNum>
   <w:num w:numId="1">
-    <w:abstractNumId w:val="152"/>
+    <w:abstractNumId w:val="159"/>
   </w:num>
   <w:num w:numId="2">
-    <w:abstractNumId w:val="121"/>
+    <w:abstractNumId w:val="127"/>
   </w:num>
   <w:num w:numId="3">
-    <w:abstractNumId w:val="56"/>
+    <w:abstractNumId w:val="58"/>
   </w:num>
   <w:num w:numId="4">
-    <w:abstractNumId w:val="79"/>
+    <w:abstractNumId w:val="82"/>
   </w:num>
   <w:num w:numId="5">
-    <w:abstractNumId w:val="66"/>
+    <w:abstractNumId w:val="69"/>
   </w:num>
   <w:num w:numId="6">
-    <w:abstractNumId w:val="112"/>
+    <w:abstractNumId w:val="118"/>
   </w:num>
   <w:num w:numId="7">
-    <w:abstractNumId w:val="25"/>
+    <w:abstractNumId w:val="26"/>
   </w:num>
   <w:num w:numId="8">
-    <w:abstractNumId w:val="21"/>
+    <w:abstractNumId w:val="22"/>
   </w:num>
   <w:num w:numId="9">
-    <w:abstractNumId w:val="65"/>
+    <w:abstractNumId w:val="68"/>
   </w:num>
   <w:num w:numId="10">
-    <w:abstractNumId w:val="125"/>
+    <w:abstractNumId w:val="131"/>
   </w:num>
   <w:num w:numId="11">
-    <w:abstractNumId w:val="94"/>
+    <w:abstractNumId w:val="98"/>
   </w:num>
   <w:num w:numId="12">
-    <w:abstractNumId w:val="105"/>
+    <w:abstractNumId w:val="111"/>
   </w:num>
   <w:num w:numId="13">
-    <w:abstractNumId w:val="90"/>
+    <w:abstractNumId w:val="93"/>
   </w:num>
   <w:num w:numId="14">
-    <w:abstractNumId w:val="139"/>
+    <w:abstractNumId w:val="145"/>
   </w:num>
   <w:num w:numId="15">
-    <w:abstractNumId w:val="51"/>
+    <w:abstractNumId w:val="53"/>
   </w:num>
   <w:num w:numId="16">
     <w:abstractNumId w:val="3"/>
   </w:num>
   <w:num w:numId="17">
-    <w:abstractNumId w:val="131"/>
+    <w:abstractNumId w:val="137"/>
   </w:num>
   <w:num w:numId="18">
     <w:abstractNumId w:val="20"/>
   </w:num>
   <w:num w:numId="19">
-    <w:abstractNumId w:val="153"/>
+    <w:abstractNumId w:val="160"/>
   </w:num>
   <w:num w:numId="20">
-    <w:abstractNumId w:val="148"/>
+    <w:abstractNumId w:val="154"/>
   </w:num>
   <w:num w:numId="21">
-    <w:abstractNumId w:val="157"/>
+    <w:abstractNumId w:val="164"/>
   </w:num>
   <w:num w:numId="22">
-    <w:abstractNumId w:val="127"/>
+    <w:abstractNumId w:val="133"/>
   </w:num>
   <w:num w:numId="23">
-    <w:abstractNumId w:val="29"/>
+    <w:abstractNumId w:val="30"/>
   </w:num>
   <w:num w:numId="24">
-    <w:abstractNumId w:val="150"/>
+    <w:abstractNumId w:val="157"/>
   </w:num>
   <w:num w:numId="25">
     <w:abstractNumId w:val="8"/>
   </w:num>
   <w:num w:numId="26">
-    <w:abstractNumId w:val="135"/>
+    <w:abstractNumId w:val="141"/>
   </w:num>
   <w:num w:numId="27">
-    <w:abstractNumId w:val="46"/>
+    <w:abstractNumId w:val="48"/>
   </w:num>
   <w:num w:numId="28">
     <w:abstractNumId w:val="2"/>
@@ -68915,16 +69918,16 @@
     <w:abstractNumId w:val="12"/>
   </w:num>
   <w:num w:numId="30">
-    <w:abstractNumId w:val="142"/>
+    <w:abstractNumId w:val="148"/>
   </w:num>
   <w:num w:numId="31">
-    <w:abstractNumId w:val="73"/>
+    <w:abstractNumId w:val="76"/>
   </w:num>
   <w:num w:numId="32">
-    <w:abstractNumId w:val="39"/>
+    <w:abstractNumId w:val="40"/>
   </w:num>
   <w:num w:numId="33">
-    <w:abstractNumId w:val="104"/>
+    <w:abstractNumId w:val="110"/>
   </w:num>
   <w:num w:numId="34">
     <w:abstractNumId w:val="15"/>
@@ -68933,295 +69936,295 @@
     <w:abstractNumId w:val="0"/>
   </w:num>
   <w:num w:numId="36">
-    <w:abstractNumId w:val="156"/>
+    <w:abstractNumId w:val="163"/>
   </w:num>
   <w:num w:numId="37">
-    <w:abstractNumId w:val="24"/>
+    <w:abstractNumId w:val="25"/>
   </w:num>
   <w:num w:numId="38">
-    <w:abstractNumId w:val="113"/>
+    <w:abstractNumId w:val="119"/>
   </w:num>
   <w:num w:numId="39">
-    <w:abstractNumId w:val="63"/>
+    <w:abstractNumId w:val="66"/>
   </w:num>
   <w:num w:numId="40">
-    <w:abstractNumId w:val="119"/>
+    <w:abstractNumId w:val="125"/>
   </w:num>
   <w:num w:numId="41">
-    <w:abstractNumId w:val="28"/>
+    <w:abstractNumId w:val="29"/>
   </w:num>
   <w:num w:numId="42">
     <w:abstractNumId w:val="5"/>
   </w:num>
   <w:num w:numId="43">
-    <w:abstractNumId w:val="124"/>
+    <w:abstractNumId w:val="130"/>
   </w:num>
   <w:num w:numId="44">
     <w:abstractNumId w:val="10"/>
   </w:num>
   <w:num w:numId="45">
-    <w:abstractNumId w:val="137"/>
+    <w:abstractNumId w:val="143"/>
   </w:num>
   <w:num w:numId="46">
-    <w:abstractNumId w:val="136"/>
+    <w:abstractNumId w:val="142"/>
   </w:num>
   <w:num w:numId="47">
-    <w:abstractNumId w:val="97"/>
+    <w:abstractNumId w:val="101"/>
   </w:num>
   <w:num w:numId="48">
-    <w:abstractNumId w:val="101"/>
+    <w:abstractNumId w:val="106"/>
   </w:num>
   <w:num w:numId="49">
-    <w:abstractNumId w:val="55"/>
+    <w:abstractNumId w:val="57"/>
   </w:num>
   <w:num w:numId="50">
     <w:abstractNumId w:val="6"/>
   </w:num>
   <w:num w:numId="51">
-    <w:abstractNumId w:val="83"/>
+    <w:abstractNumId w:val="86"/>
   </w:num>
   <w:num w:numId="52">
-    <w:abstractNumId w:val="72"/>
+    <w:abstractNumId w:val="75"/>
   </w:num>
   <w:num w:numId="53">
-    <w:abstractNumId w:val="82"/>
+    <w:abstractNumId w:val="85"/>
   </w:num>
   <w:num w:numId="54">
     <w:abstractNumId w:val="16"/>
   </w:num>
   <w:num w:numId="55">
-    <w:abstractNumId w:val="118"/>
+    <w:abstractNumId w:val="124"/>
   </w:num>
   <w:num w:numId="56">
+    <w:abstractNumId w:val="81"/>
+  </w:num>
+  <w:num w:numId="57">
+    <w:abstractNumId w:val="122"/>
+  </w:num>
+  <w:num w:numId="58">
+    <w:abstractNumId w:val="91"/>
+  </w:num>
+  <w:num w:numId="59">
+    <w:abstractNumId w:val="152"/>
+  </w:num>
+  <w:num w:numId="60">
+    <w:abstractNumId w:val="71"/>
+  </w:num>
+  <w:num w:numId="61">
+    <w:abstractNumId w:val="134"/>
+  </w:num>
+  <w:num w:numId="62">
+    <w:abstractNumId w:val="120"/>
+  </w:num>
+  <w:num w:numId="63">
+    <w:abstractNumId w:val="42"/>
+  </w:num>
+  <w:num w:numId="64">
+    <w:abstractNumId w:val="83"/>
+  </w:num>
+  <w:num w:numId="65">
+    <w:abstractNumId w:val="150"/>
+  </w:num>
+  <w:num w:numId="66">
+    <w:abstractNumId w:val="153"/>
+  </w:num>
+  <w:num w:numId="67">
+    <w:abstractNumId w:val="114"/>
+  </w:num>
+  <w:num w:numId="68">
+    <w:abstractNumId w:val="59"/>
+  </w:num>
+  <w:num w:numId="69">
+    <w:abstractNumId w:val="67"/>
+  </w:num>
+  <w:num w:numId="70">
+    <w:abstractNumId w:val="77"/>
+  </w:num>
+  <w:num w:numId="71">
     <w:abstractNumId w:val="78"/>
   </w:num>
-  <w:num w:numId="57">
-    <w:abstractNumId w:val="116"/>
-  </w:num>
-  <w:num w:numId="58">
-    <w:abstractNumId w:val="88"/>
-  </w:num>
-  <w:num w:numId="59">
-    <w:abstractNumId w:val="146"/>
-  </w:num>
-  <w:num w:numId="60">
-    <w:abstractNumId w:val="68"/>
-  </w:num>
-  <w:num w:numId="61">
-    <w:abstractNumId w:val="128"/>
-  </w:num>
-  <w:num w:numId="62">
-    <w:abstractNumId w:val="114"/>
-  </w:num>
-  <w:num w:numId="63">
-    <w:abstractNumId w:val="41"/>
-  </w:num>
-  <w:num w:numId="64">
-    <w:abstractNumId w:val="80"/>
-  </w:num>
-  <w:num w:numId="65">
-    <w:abstractNumId w:val="144"/>
-  </w:num>
-  <w:num w:numId="66">
-    <w:abstractNumId w:val="147"/>
-  </w:num>
-  <w:num w:numId="67">
-    <w:abstractNumId w:val="108"/>
-  </w:num>
-  <w:num w:numId="68">
-    <w:abstractNumId w:val="57"/>
-  </w:num>
-  <w:num w:numId="69">
-    <w:abstractNumId w:val="64"/>
-  </w:num>
-  <w:num w:numId="70">
-    <w:abstractNumId w:val="74"/>
-  </w:num>
-  <w:num w:numId="71">
-    <w:abstractNumId w:val="75"/>
-  </w:num>
   <w:num w:numId="72">
-    <w:abstractNumId w:val="84"/>
+    <w:abstractNumId w:val="87"/>
   </w:num>
   <w:num w:numId="73">
-    <w:abstractNumId w:val="36"/>
+    <w:abstractNumId w:val="37"/>
   </w:num>
   <w:num w:numId="74">
-    <w:abstractNumId w:val="76"/>
+    <w:abstractNumId w:val="79"/>
   </w:num>
   <w:num w:numId="75">
-    <w:abstractNumId w:val="100"/>
+    <w:abstractNumId w:val="105"/>
   </w:num>
   <w:num w:numId="76">
-    <w:abstractNumId w:val="62"/>
+    <w:abstractNumId w:val="65"/>
   </w:num>
   <w:num w:numId="77">
-    <w:abstractNumId w:val="86"/>
+    <w:abstractNumId w:val="89"/>
   </w:num>
   <w:num w:numId="78">
-    <w:abstractNumId w:val="27"/>
+    <w:abstractNumId w:val="28"/>
   </w:num>
   <w:num w:numId="79">
-    <w:abstractNumId w:val="34"/>
+    <w:abstractNumId w:val="35"/>
   </w:num>
   <w:num w:numId="80">
     <w:abstractNumId w:val="14"/>
   </w:num>
   <w:num w:numId="81">
-    <w:abstractNumId w:val="93"/>
+    <w:abstractNumId w:val="97"/>
   </w:num>
   <w:num w:numId="82">
-    <w:abstractNumId w:val="71"/>
+    <w:abstractNumId w:val="74"/>
   </w:num>
   <w:num w:numId="83">
-    <w:abstractNumId w:val="129"/>
+    <w:abstractNumId w:val="135"/>
   </w:num>
   <w:num w:numId="84">
-    <w:abstractNumId w:val="58"/>
+    <w:abstractNumId w:val="60"/>
   </w:num>
   <w:num w:numId="85">
     <w:abstractNumId w:val="9"/>
   </w:num>
   <w:num w:numId="86">
-    <w:abstractNumId w:val="143"/>
+    <w:abstractNumId w:val="149"/>
   </w:num>
   <w:num w:numId="87">
-    <w:abstractNumId w:val="53"/>
+    <w:abstractNumId w:val="55"/>
   </w:num>
   <w:num w:numId="88">
-    <w:abstractNumId w:val="87"/>
+    <w:abstractNumId w:val="90"/>
   </w:num>
   <w:num w:numId="89">
-    <w:abstractNumId w:val="89"/>
+    <w:abstractNumId w:val="92"/>
   </w:num>
   <w:num w:numId="90">
-    <w:abstractNumId w:val="117"/>
+    <w:abstractNumId w:val="123"/>
   </w:num>
   <w:num w:numId="91">
-    <w:abstractNumId w:val="35"/>
+    <w:abstractNumId w:val="36"/>
   </w:num>
   <w:num w:numId="92">
-    <w:abstractNumId w:val="59"/>
+    <w:abstractNumId w:val="62"/>
   </w:num>
   <w:num w:numId="93">
     <w:abstractNumId w:val="17"/>
   </w:num>
   <w:num w:numId="94">
-    <w:abstractNumId w:val="43"/>
+    <w:abstractNumId w:val="44"/>
   </w:num>
   <w:num w:numId="95">
-    <w:abstractNumId w:val="115"/>
+    <w:abstractNumId w:val="121"/>
   </w:num>
   <w:num w:numId="96">
-    <w:abstractNumId w:val="132"/>
+    <w:abstractNumId w:val="138"/>
   </w:num>
   <w:num w:numId="97">
-    <w:abstractNumId w:val="106"/>
+    <w:abstractNumId w:val="112"/>
   </w:num>
   <w:num w:numId="98">
-    <w:abstractNumId w:val="52"/>
+    <w:abstractNumId w:val="54"/>
   </w:num>
   <w:num w:numId="99">
-    <w:abstractNumId w:val="47"/>
+    <w:abstractNumId w:val="49"/>
   </w:num>
   <w:num w:numId="100">
-    <w:abstractNumId w:val="33"/>
+    <w:abstractNumId w:val="34"/>
   </w:num>
   <w:num w:numId="101">
-    <w:abstractNumId w:val="22"/>
+    <w:abstractNumId w:val="23"/>
   </w:num>
   <w:num w:numId="102">
-    <w:abstractNumId w:val="38"/>
+    <w:abstractNumId w:val="39"/>
   </w:num>
   <w:num w:numId="103">
     <w:abstractNumId w:val="1"/>
   </w:num>
   <w:num w:numId="104">
+    <w:abstractNumId w:val="109"/>
+  </w:num>
+  <w:num w:numId="105">
     <w:abstractNumId w:val="103"/>
   </w:num>
-  <w:num w:numId="105">
-    <w:abstractNumId w:val="98"/>
-  </w:num>
   <w:num w:numId="106">
-    <w:abstractNumId w:val="140"/>
+    <w:abstractNumId w:val="146"/>
   </w:num>
   <w:num w:numId="107">
+    <w:abstractNumId w:val="73"/>
+  </w:num>
+  <w:num w:numId="108">
+    <w:abstractNumId w:val="27"/>
+  </w:num>
+  <w:num w:numId="109">
+    <w:abstractNumId w:val="151"/>
+  </w:num>
+  <w:num w:numId="110">
+    <w:abstractNumId w:val="108"/>
+  </w:num>
+  <w:num w:numId="111">
     <w:abstractNumId w:val="70"/>
   </w:num>
-  <w:num w:numId="108">
-    <w:abstractNumId w:val="26"/>
-  </w:num>
-  <w:num w:numId="109">
-    <w:abstractNumId w:val="145"/>
-  </w:num>
-  <w:num w:numId="110">
-    <w:abstractNumId w:val="102"/>
-  </w:num>
-  <w:num w:numId="111">
-    <w:abstractNumId w:val="67"/>
-  </w:num>
   <w:num w:numId="112">
-    <w:abstractNumId w:val="50"/>
+    <w:abstractNumId w:val="52"/>
   </w:num>
   <w:num w:numId="113">
-    <w:abstractNumId w:val="92"/>
+    <w:abstractNumId w:val="96"/>
   </w:num>
   <w:num w:numId="114">
-    <w:abstractNumId w:val="120"/>
+    <w:abstractNumId w:val="126"/>
   </w:num>
   <w:num w:numId="115">
-    <w:abstractNumId w:val="133"/>
+    <w:abstractNumId w:val="139"/>
   </w:num>
   <w:num w:numId="116">
-    <w:abstractNumId w:val="110"/>
+    <w:abstractNumId w:val="116"/>
   </w:num>
   <w:num w:numId="117">
-    <w:abstractNumId w:val="95"/>
+    <w:abstractNumId w:val="99"/>
   </w:num>
   <w:num w:numId="118">
-    <w:abstractNumId w:val="96"/>
+    <w:abstractNumId w:val="100"/>
   </w:num>
   <w:num w:numId="119">
-    <w:abstractNumId w:val="141"/>
+    <w:abstractNumId w:val="147"/>
   </w:num>
   <w:num w:numId="120">
-    <w:abstractNumId w:val="149"/>
+    <w:abstractNumId w:val="155"/>
   </w:num>
   <w:num w:numId="121">
-    <w:abstractNumId w:val="85"/>
+    <w:abstractNumId w:val="88"/>
   </w:num>
   <w:num w:numId="122">
-    <w:abstractNumId w:val="69"/>
+    <w:abstractNumId w:val="72"/>
   </w:num>
   <w:num w:numId="123">
-    <w:abstractNumId w:val="130"/>
+    <w:abstractNumId w:val="136"/>
   </w:num>
   <w:num w:numId="124">
     <w:abstractNumId w:val="4"/>
   </w:num>
   <w:num w:numId="125">
-    <w:abstractNumId w:val="155"/>
+    <w:abstractNumId w:val="162"/>
   </w:num>
   <w:num w:numId="126">
-    <w:abstractNumId w:val="23"/>
+    <w:abstractNumId w:val="24"/>
   </w:num>
   <w:num w:numId="127">
     <w:abstractNumId w:val="13"/>
   </w:num>
   <w:num w:numId="128">
-    <w:abstractNumId w:val="123"/>
+    <w:abstractNumId w:val="129"/>
   </w:num>
   <w:num w:numId="129">
     <w:abstractNumId w:val="19"/>
   </w:num>
   <w:num w:numId="130">
-    <w:abstractNumId w:val="111"/>
+    <w:abstractNumId w:val="117"/>
   </w:num>
   <w:num w:numId="131">
     <w:abstractNumId w:val="11"/>
   </w:num>
   <w:num w:numId="132">
-    <w:abstractNumId w:val="158"/>
+    <w:abstractNumId w:val="165"/>
     <w:lvlOverride w:ilvl="0">
       <w:startOverride w:val="1"/>
     </w:lvlOverride>
@@ -69251,85 +70254,106 @@
     </w:lvlOverride>
   </w:num>
   <w:num w:numId="133">
-    <w:abstractNumId w:val="134"/>
+    <w:abstractNumId w:val="140"/>
   </w:num>
   <w:num w:numId="134">
-    <w:abstractNumId w:val="122"/>
+    <w:abstractNumId w:val="128"/>
   </w:num>
   <w:num w:numId="135">
     <w:abstractNumId w:val="7"/>
   </w:num>
   <w:num w:numId="136">
-    <w:abstractNumId w:val="77"/>
+    <w:abstractNumId w:val="80"/>
   </w:num>
   <w:num w:numId="137">
-    <w:abstractNumId w:val="107"/>
+    <w:abstractNumId w:val="113"/>
   </w:num>
   <w:num w:numId="138">
     <w:abstractNumId w:val="18"/>
   </w:num>
   <w:num w:numId="139">
-    <w:abstractNumId w:val="151"/>
+    <w:abstractNumId w:val="158"/>
   </w:num>
   <w:num w:numId="140">
-    <w:abstractNumId w:val="91"/>
+    <w:abstractNumId w:val="95"/>
   </w:num>
   <w:num w:numId="141">
-    <w:abstractNumId w:val="81"/>
+    <w:abstractNumId w:val="84"/>
   </w:num>
   <w:num w:numId="142">
-    <w:abstractNumId w:val="54"/>
+    <w:abstractNumId w:val="56"/>
   </w:num>
   <w:num w:numId="143">
+    <w:abstractNumId w:val="64"/>
+  </w:num>
+  <w:num w:numId="144">
+    <w:abstractNumId w:val="41"/>
+  </w:num>
+  <w:num w:numId="145">
+    <w:abstractNumId w:val="132"/>
+  </w:num>
+  <w:num w:numId="146">
+    <w:abstractNumId w:val="144"/>
+  </w:num>
+  <w:num w:numId="147">
+    <w:abstractNumId w:val="104"/>
+  </w:num>
+  <w:num w:numId="148">
+    <w:abstractNumId w:val="63"/>
+  </w:num>
+  <w:num w:numId="149">
+    <w:abstractNumId w:val="45"/>
+  </w:num>
+  <w:num w:numId="150">
+    <w:abstractNumId w:val="47"/>
+  </w:num>
+  <w:num w:numId="151">
+    <w:abstractNumId w:val="50"/>
+  </w:num>
+  <w:num w:numId="152">
+    <w:abstractNumId w:val="31"/>
+  </w:num>
+  <w:num w:numId="153">
+    <w:abstractNumId w:val="32"/>
+  </w:num>
+  <w:num w:numId="154">
+    <w:abstractNumId w:val="43"/>
+  </w:num>
+  <w:num w:numId="155">
+    <w:abstractNumId w:val="51"/>
+  </w:num>
+  <w:num w:numId="156">
+    <w:abstractNumId w:val="33"/>
+  </w:num>
+  <w:num w:numId="157">
+    <w:abstractNumId w:val="161"/>
+  </w:num>
+  <w:num w:numId="158">
+    <w:abstractNumId w:val="38"/>
+  </w:num>
+  <w:num w:numId="159">
+    <w:abstractNumId w:val="115"/>
+  </w:num>
+  <w:num w:numId="160">
     <w:abstractNumId w:val="61"/>
   </w:num>
-  <w:num w:numId="144">
-    <w:abstractNumId w:val="40"/>
+  <w:num w:numId="161">
+    <w:abstractNumId w:val="46"/>
   </w:num>
-  <w:num w:numId="145">
-    <w:abstractNumId w:val="126"/>
+  <w:num w:numId="162">
+    <w:abstractNumId w:val="21"/>
   </w:num>
-  <w:num w:numId="146">
-    <w:abstractNumId w:val="138"/>
+  <w:num w:numId="163">
+    <w:abstractNumId w:val="107"/>
   </w:num>
-  <w:num w:numId="147">
-    <w:abstractNumId w:val="99"/>
+  <w:num w:numId="164">
+    <w:abstractNumId w:val="156"/>
   </w:num>
-  <w:num w:numId="148">
-    <w:abstractNumId w:val="60"/>
+  <w:num w:numId="165">
+    <w:abstractNumId w:val="94"/>
   </w:num>
-  <w:num w:numId="149">
-    <w:abstractNumId w:val="44"/>
-  </w:num>
-  <w:num w:numId="150">
-    <w:abstractNumId w:val="45"/>
-  </w:num>
-  <w:num w:numId="151">
-    <w:abstractNumId w:val="48"/>
-  </w:num>
-  <w:num w:numId="152">
-    <w:abstractNumId w:val="30"/>
-  </w:num>
-  <w:num w:numId="153">
-    <w:abstractNumId w:val="31"/>
-  </w:num>
-  <w:num w:numId="154">
-    <w:abstractNumId w:val="42"/>
-  </w:num>
-  <w:num w:numId="155">
-    <w:abstractNumId w:val="49"/>
-  </w:num>
-  <w:num w:numId="156">
-    <w:abstractNumId w:val="32"/>
-  </w:num>
-  <w:num w:numId="157">
-    <w:abstractNumId w:val="154"/>
-  </w:num>
-  <w:num w:numId="158">
-    <w:abstractNumId w:val="37"/>
-  </w:num>
-  <w:num w:numId="159">
-    <w:abstractNumId w:val="109"/>
+  <w:num w:numId="166">
+    <w:abstractNumId w:val="102"/>
   </w:num>
   <w:numIdMacAtCleanup w:val="159"/>
 </w:numbering>
